--- a/docs/Evive_Brands_Readiness_Execution.docx
+++ b/docs/Evive_Brands_Readiness_Execution.docx
@@ -55,7 +55,6 @@
         <w:spacing w:after="120"/>
         <w:jc w:val="center"/>
       </w:pPr>
-      <w:proofErr w:type="spellStart"/>
       <w:r>
         <w:rPr>
           <w:i/>
@@ -64,18 +63,7 @@
           <w:sz w:val="18"/>
           <w:szCs w:val="18"/>
         </w:rPr>
-        <w:t>ServiceBridge</w:t>
-      </w:r>
-      <w:proofErr w:type="spellEnd"/>
-      <w:r>
-        <w:rPr>
-          <w:i/>
-          <w:iCs/>
-          <w:color w:val="6B7A8B"/>
-          <w:sz w:val="18"/>
-          <w:szCs w:val="18"/>
-        </w:rPr>
-        <w:t xml:space="preserve"> growing — 43% Brothers Gutters penetration · Maid Brigade acquired 2024 · Riverside Company-owned</w:t>
+        <w:t>ServiceBridge growing — 43% Brothers Gutters penetration · Maid Brigade acquired 2024 · Riverside Company-owned</w:t>
       </w:r>
     </w:p>
     <w:p>
@@ -151,101 +139,15 @@
                 <w:sz w:val="22"/>
                 <w:szCs w:val="22"/>
               </w:rPr>
-              <w:t xml:space="preserve">Why </w:t>
-            </w:r>
-            <w:proofErr w:type="spellStart"/>
-            <w:r>
-              <w:rPr>
-                <w:b/>
-                <w:bCs/>
-                <w:color w:val="1A2B3C"/>
-                <w:sz w:val="22"/>
-                <w:szCs w:val="22"/>
-              </w:rPr>
-              <w:t>Evive</w:t>
-            </w:r>
-            <w:proofErr w:type="spellEnd"/>
-            <w:r>
-              <w:rPr>
-                <w:b/>
-                <w:bCs/>
-                <w:color w:val="1A2B3C"/>
-                <w:sz w:val="22"/>
-                <w:szCs w:val="22"/>
-              </w:rPr>
-              <w:t xml:space="preserve"> Brands sits in P2</w:t>
-            </w:r>
-          </w:p>
-          <w:p>
-            <w:proofErr w:type="spellStart"/>
+              <w:t>Why Evive Brands sits in P2</w:t>
+            </w:r>
+          </w:p>
+          <w:p>
             <w:r>
               <w:rPr>
                 <w:color w:val="3A4A5C"/>
               </w:rPr>
-              <w:t>Evive</w:t>
-            </w:r>
-            <w:proofErr w:type="spellEnd"/>
-            <w:r>
-              <w:rPr>
-                <w:color w:val="3A4A5C"/>
-              </w:rPr>
-              <w:t xml:space="preserve"> Brands is the cleanest P2 conversion story we have. Brothers Gutters is at 43% </w:t>
-            </w:r>
-            <w:proofErr w:type="spellStart"/>
-            <w:r>
-              <w:rPr>
-                <w:color w:val="3A4A5C"/>
-              </w:rPr>
-              <w:t>ServiceBridge</w:t>
-            </w:r>
-            <w:proofErr w:type="spellEnd"/>
-            <w:r>
-              <w:rPr>
-                <w:color w:val="3A4A5C"/>
-              </w:rPr>
-              <w:t xml:space="preserve"> penetration and growing — and crucially, Brothers Gutters is now under a new SB contract (confirmed by Andrea April 2026). Maid Brigade was acquired by </w:t>
-            </w:r>
-            <w:proofErr w:type="spellStart"/>
-            <w:r>
-              <w:rPr>
-                <w:color w:val="3A4A5C"/>
-              </w:rPr>
-              <w:t>Evive</w:t>
-            </w:r>
-            <w:proofErr w:type="spellEnd"/>
-            <w:r>
-              <w:rPr>
-                <w:color w:val="3A4A5C"/>
-              </w:rPr>
-              <w:t xml:space="preserve"> in 2024, opening a second brand opportunity inside the portfolio. Ryan Parsons (founder of Brothers Gutters, now </w:t>
-            </w:r>
-            <w:proofErr w:type="spellStart"/>
-            <w:r>
-              <w:rPr>
-                <w:color w:val="3A4A5C"/>
-              </w:rPr>
-              <w:t>Evive</w:t>
-            </w:r>
-            <w:proofErr w:type="spellEnd"/>
-            <w:r>
-              <w:rPr>
-                <w:color w:val="3A4A5C"/>
-              </w:rPr>
-              <w:t xml:space="preserve"> CEO) is a known-friendly. The Riverside Company is the PE backer with $13B+ AUM. This is the most relationship-rich P2 account — the question is how fast we expand from Brothers Gutters into the rest of the 7-brand portfolio. </w:t>
-            </w:r>
-            <w:proofErr w:type="spellStart"/>
-            <w:r>
-              <w:rPr>
-                <w:color w:val="3A4A5C"/>
-              </w:rPr>
-              <w:t>Evive</w:t>
-            </w:r>
-            <w:proofErr w:type="spellEnd"/>
-            <w:r>
-              <w:rPr>
-                <w:color w:val="3A4A5C"/>
-              </w:rPr>
-              <w:t xml:space="preserve"> was formed via Riverside roll-up in 2023, which means we're early in the platform-formation period when standardization decisions are made. The window is open right now.</w:t>
+              <w:t>Evive Brands is the cleanest P2 conversion story we have. Brothers Gutters is at 43% ServiceBridge penetration and growing — and crucially, Brothers Gutters is now under a new SB contract (confirmed by Andrea April 2026). Maid Brigade was acquired by Evive in 2024, opening a second brand opportunity inside the portfolio. Ryan Parsons (founder of Brothers Gutters, now Evive CEO) is a known-friendly. The Riverside Company is the PE backer with $13B+ AUM. This is the most relationship-rich P2 account — the question is how fast we expand from Brothers Gutters into the rest of the 7-brand portfolio. Evive was formed via Riverside roll-up in 2023, which means we're early in the platform-formation period when standardization decisions are made. The window is open right now.</w:t>
             </w:r>
           </w:p>
         </w:tc>
@@ -311,21 +213,7 @@
         <w:rPr>
           <w:color w:val="3A4A5C"/>
         </w:rPr>
-        <w:t xml:space="preserve">Maid Brigade (acquired 2024) is the second opportunity — cleaning vertical, fresh into </w:t>
-      </w:r>
-      <w:proofErr w:type="spellStart"/>
-      <w:r>
-        <w:rPr>
-          <w:color w:val="3A4A5C"/>
-        </w:rPr>
-        <w:t>Evive</w:t>
-      </w:r>
-      <w:proofErr w:type="spellEnd"/>
-      <w:r>
-        <w:rPr>
-          <w:color w:val="3A4A5C"/>
-        </w:rPr>
-        <w:t xml:space="preserve"> portfolio, hasn't standardized FSM yet.</w:t>
+        <w:t>Maid Brigade (acquired 2024) is the second opportunity — cleaning vertical, fresh into Evive portfolio, hasn't standardized FSM yet.</w:t>
       </w:r>
     </w:p>
     <w:p>
@@ -727,23 +615,13 @@
             <w:vAlign w:val="center"/>
           </w:tcPr>
           <w:p>
-            <w:proofErr w:type="spellStart"/>
             <w:r>
               <w:rPr>
                 <w:color w:val="3A4A5C"/>
                 <w:sz w:val="17"/>
                 <w:szCs w:val="17"/>
               </w:rPr>
-              <w:t>Evive</w:t>
-            </w:r>
-            <w:proofErr w:type="spellEnd"/>
-            <w:r>
-              <w:rPr>
-                <w:color w:val="3A4A5C"/>
-                <w:sz w:val="17"/>
-                <w:szCs w:val="17"/>
-              </w:rPr>
-              <w:t xml:space="preserve"> Brands portfolio site</w:t>
+              <w:t>Evive Brands portfolio site</w:t>
             </w:r>
           </w:p>
         </w:tc>
@@ -899,23 +777,13 @@
             <w:vAlign w:val="center"/>
           </w:tcPr>
           <w:p>
-            <w:proofErr w:type="spellStart"/>
             <w:r>
               <w:rPr>
                 <w:color w:val="3A4A5C"/>
                 <w:sz w:val="17"/>
                 <w:szCs w:val="17"/>
               </w:rPr>
-              <w:t>Evive</w:t>
-            </w:r>
-            <w:proofErr w:type="spellEnd"/>
-            <w:r>
-              <w:rPr>
-                <w:color w:val="3A4A5C"/>
-                <w:sz w:val="17"/>
-                <w:szCs w:val="17"/>
-              </w:rPr>
-              <w:t xml:space="preserve"> Brands corporate</w:t>
+              <w:t>Evive Brands corporate</w:t>
             </w:r>
           </w:p>
         </w:tc>
@@ -1495,7 +1363,6 @@
             <w:vAlign w:val="center"/>
           </w:tcPr>
           <w:p>
-            <w:proofErr w:type="spellStart"/>
             <w:r>
               <w:rPr>
                 <w:b/>
@@ -1504,18 +1371,7 @@
                 <w:sz w:val="17"/>
                 <w:szCs w:val="17"/>
               </w:rPr>
-              <w:t>ServiceBridge</w:t>
-            </w:r>
-            <w:proofErr w:type="spellEnd"/>
-            <w:r>
-              <w:rPr>
-                <w:b/>
-                <w:bCs/>
-                <w:color w:val="1A2B3C"/>
-                <w:sz w:val="17"/>
-                <w:szCs w:val="17"/>
-              </w:rPr>
-              <w:t xml:space="preserve"> (43%, growing)</w:t>
+              <w:t>ServiceBridge (43%, growing)</w:t>
             </w:r>
           </w:p>
         </w:tc>
@@ -2056,23 +1912,13 @@
             <w:vAlign w:val="center"/>
           </w:tcPr>
           <w:p>
-            <w:proofErr w:type="spellStart"/>
             <w:r>
               <w:rPr>
                 <w:color w:val="3A4A5C"/>
                 <w:sz w:val="17"/>
                 <w:szCs w:val="17"/>
               </w:rPr>
-              <w:t>Evive</w:t>
-            </w:r>
-            <w:proofErr w:type="spellEnd"/>
-            <w:r>
-              <w:rPr>
-                <w:color w:val="3A4A5C"/>
-                <w:sz w:val="17"/>
-                <w:szCs w:val="17"/>
-              </w:rPr>
-              <w:t xml:space="preserve"> Brands corporate</w:t>
+              <w:t>Evive Brands corporate</w:t>
             </w:r>
           </w:p>
         </w:tc>
@@ -2228,23 +2074,13 @@
             <w:vAlign w:val="center"/>
           </w:tcPr>
           <w:p>
-            <w:proofErr w:type="spellStart"/>
             <w:r>
               <w:rPr>
                 <w:color w:val="3A4A5C"/>
                 <w:sz w:val="17"/>
                 <w:szCs w:val="17"/>
               </w:rPr>
-              <w:t>Evive</w:t>
-            </w:r>
-            <w:proofErr w:type="spellEnd"/>
-            <w:r>
-              <w:rPr>
-                <w:color w:val="3A4A5C"/>
-                <w:sz w:val="17"/>
-                <w:szCs w:val="17"/>
-              </w:rPr>
-              <w:t xml:space="preserve"> Brands site</w:t>
+              <w:t>Evive Brands site</w:t>
             </w:r>
           </w:p>
         </w:tc>
@@ -2606,683 +2442,6 @@
     <w:p>
       <w:pPr>
         <w:spacing w:before="160" w:after="160"/>
-      </w:pPr>
-    </w:p>
-    <w:p>
-      <w:pPr>
-        <w:spacing w:before="180" w:after="80"/>
-      </w:pPr>
-      <w:r>
-        <w:rPr>
-          <w:b/>
-          <w:bCs/>
-          <w:color w:val="1A2B3C"/>
-          <w:sz w:val="22"/>
-          <w:szCs w:val="22"/>
-        </w:rPr>
-        <w:t>How we got to this tech count</w:t>
-      </w:r>
-    </w:p>
-    <w:tbl>
-      <w:tblPr>
-        <w:tblW w:w="10080" w:type="dxa"/>
-        <w:tblBorders>
-          <w:top w:val="single" w:sz="6" w:space="0" w:color="E8D89C"/>
-          <w:left w:val="single" w:sz="6" w:space="0" w:color="E8D89C"/>
-          <w:bottom w:val="single" w:sz="6" w:space="0" w:color="E8D89C"/>
-          <w:right w:val="single" w:sz="6" w:space="0" w:color="E8D89C"/>
-          <w:insideH w:val="single" w:sz="4" w:space="0" w:color="auto"/>
-          <w:insideV w:val="single" w:sz="4" w:space="0" w:color="auto"/>
-        </w:tblBorders>
-        <w:tblCellMar>
-          <w:left w:w="10" w:type="dxa"/>
-          <w:right w:w="10" w:type="dxa"/>
-        </w:tblCellMar>
-        <w:tblLook w:val="0000" w:firstRow="0" w:lastRow="0" w:firstColumn="0" w:lastColumn="0" w:noHBand="0" w:noVBand="0"/>
-      </w:tblPr>
-      <w:tblGrid>
-        <w:gridCol w:w="10080"/>
-      </w:tblGrid>
-      <w:tr>
-        <w:tblPrEx>
-          <w:tblCellMar>
-            <w:top w:w="0" w:type="dxa"/>
-            <w:bottom w:w="0" w:type="dxa"/>
-          </w:tblCellMar>
-        </w:tblPrEx>
-        <w:tc>
-          <w:tcPr>
-            <w:tcW w:w="10080" w:type="dxa"/>
-            <w:shd w:val="clear" w:color="auto" w:fill="FBF4E0"/>
-            <w:tcMar>
-              <w:top w:w="200" w:type="dxa"/>
-              <w:left w:w="280" w:type="dxa"/>
-              <w:bottom w:w="200" w:type="dxa"/>
-              <w:right w:w="280" w:type="dxa"/>
-            </w:tcMar>
-          </w:tcPr>
-          <w:p>
-            <w:pPr>
-              <w:spacing w:after="100"/>
-            </w:pPr>
-            <w:r>
-              <w:rPr>
-                <w:b/>
-                <w:bCs/>
-                <w:color w:val="1A2B3C"/>
-                <w:sz w:val="22"/>
-                <w:szCs w:val="22"/>
-              </w:rPr>
-              <w:t>Honest framing — the math behind the headline</w:t>
-            </w:r>
-          </w:p>
-          <w:p>
-            <w:proofErr w:type="spellStart"/>
-            <w:r>
-              <w:rPr>
-                <w:color w:val="3A4A5C"/>
-              </w:rPr>
-              <w:t>Evive</w:t>
-            </w:r>
-            <w:proofErr w:type="spellEnd"/>
-            <w:r>
-              <w:rPr>
-                <w:color w:val="3A4A5C"/>
-              </w:rPr>
-              <w:t xml:space="preserve"> doesn't publish tech-per-territory data. The 1,100+ territories number comes from </w:t>
-            </w:r>
-            <w:proofErr w:type="spellStart"/>
-            <w:r>
-              <w:rPr>
-                <w:color w:val="3A4A5C"/>
-              </w:rPr>
-              <w:t>Evive's</w:t>
-            </w:r>
-            <w:proofErr w:type="spellEnd"/>
-            <w:r>
-              <w:rPr>
-                <w:color w:val="3A4A5C"/>
-              </w:rPr>
-              <w:t xml:space="preserve"> corporate disclosures. For tech-count modeling, we estimate roughly 3-5 techs per territory across the brand mix (gutters/cleaning/handyman lean lower per-territory than HVAC/plumbing). That places systemwide tech count in the 3,500-5,500 range. The headline number for ROI math uses the mid-point.</w:t>
-            </w:r>
-          </w:p>
-        </w:tc>
-      </w:tr>
-    </w:tbl>
-    <w:p>
-      <w:pPr>
-        <w:spacing w:before="80" w:after="80"/>
-      </w:pPr>
-    </w:p>
-    <w:p>
-      <w:pPr>
-        <w:spacing w:after="120"/>
-      </w:pPr>
-      <w:r>
-        <w:rPr>
-          <w:color w:val="3A4A5C"/>
-        </w:rPr>
-        <w:t>Range and corresponding Year 1 ARR @ 10% baseline / @ 25% stretch:</w:t>
-      </w:r>
-    </w:p>
-    <w:tbl>
-      <w:tblPr>
-        <w:tblW w:w="10080" w:type="dxa"/>
-        <w:tblBorders>
-          <w:top w:val="single" w:sz="4" w:space="0" w:color="auto"/>
-          <w:left w:val="single" w:sz="4" w:space="0" w:color="auto"/>
-          <w:bottom w:val="single" w:sz="4" w:space="0" w:color="auto"/>
-          <w:right w:val="single" w:sz="4" w:space="0" w:color="auto"/>
-          <w:insideH w:val="single" w:sz="4" w:space="0" w:color="auto"/>
-          <w:insideV w:val="single" w:sz="4" w:space="0" w:color="auto"/>
-        </w:tblBorders>
-        <w:tblCellMar>
-          <w:left w:w="10" w:type="dxa"/>
-          <w:right w:w="10" w:type="dxa"/>
-        </w:tblCellMar>
-        <w:tblLook w:val="0000" w:firstRow="0" w:lastRow="0" w:firstColumn="0" w:lastColumn="0" w:noHBand="0" w:noVBand="0"/>
-      </w:tblPr>
-      <w:tblGrid>
-        <w:gridCol w:w="3000"/>
-        <w:gridCol w:w="2200"/>
-        <w:gridCol w:w="2440"/>
-        <w:gridCol w:w="2440"/>
-      </w:tblGrid>
-      <w:tr>
-        <w:tblPrEx>
-          <w:tblCellMar>
-            <w:top w:w="0" w:type="dxa"/>
-            <w:bottom w:w="0" w:type="dxa"/>
-          </w:tblCellMar>
-        </w:tblPrEx>
-        <w:trPr>
-          <w:tblHeader/>
-        </w:trPr>
-        <w:tc>
-          <w:tcPr>
-            <w:tcW w:w="3000" w:type="dxa"/>
-            <w:tcBorders>
-              <w:top w:val="single" w:sz="4" w:space="0" w:color="1A2B3C"/>
-              <w:left w:val="single" w:sz="4" w:space="0" w:color="1A2B3C"/>
-              <w:bottom w:val="single" w:sz="4" w:space="0" w:color="1A2B3C"/>
-              <w:right w:val="single" w:sz="4" w:space="0" w:color="1A2B3C"/>
-            </w:tcBorders>
-            <w:shd w:val="clear" w:color="auto" w:fill="1A2B3C"/>
-            <w:tcMar>
-              <w:top w:w="100" w:type="dxa"/>
-              <w:left w:w="120" w:type="dxa"/>
-              <w:bottom w:w="100" w:type="dxa"/>
-              <w:right w:w="120" w:type="dxa"/>
-            </w:tcMar>
-            <w:vAlign w:val="center"/>
-          </w:tcPr>
-          <w:p>
-            <w:r>
-              <w:rPr>
-                <w:b/>
-                <w:bCs/>
-                <w:color w:val="FFFFFF"/>
-                <w:spacing w:val="30"/>
-                <w:sz w:val="16"/>
-                <w:szCs w:val="16"/>
-              </w:rPr>
-              <w:t>Scenario</w:t>
-            </w:r>
-          </w:p>
-        </w:tc>
-        <w:tc>
-          <w:tcPr>
-            <w:tcW w:w="2200" w:type="dxa"/>
-            <w:tcBorders>
-              <w:top w:val="single" w:sz="4" w:space="0" w:color="1A2B3C"/>
-              <w:left w:val="single" w:sz="4" w:space="0" w:color="1A2B3C"/>
-              <w:bottom w:val="single" w:sz="4" w:space="0" w:color="1A2B3C"/>
-              <w:right w:val="single" w:sz="4" w:space="0" w:color="1A2B3C"/>
-            </w:tcBorders>
-            <w:shd w:val="clear" w:color="auto" w:fill="1A2B3C"/>
-            <w:tcMar>
-              <w:top w:w="100" w:type="dxa"/>
-              <w:left w:w="120" w:type="dxa"/>
-              <w:bottom w:w="100" w:type="dxa"/>
-              <w:right w:w="120" w:type="dxa"/>
-            </w:tcMar>
-            <w:vAlign w:val="center"/>
-          </w:tcPr>
-          <w:p>
-            <w:r>
-              <w:rPr>
-                <w:b/>
-                <w:bCs/>
-                <w:color w:val="FFFFFF"/>
-                <w:spacing w:val="30"/>
-                <w:sz w:val="16"/>
-                <w:szCs w:val="16"/>
-              </w:rPr>
-              <w:t>Tech count</w:t>
-            </w:r>
-          </w:p>
-        </w:tc>
-        <w:tc>
-          <w:tcPr>
-            <w:tcW w:w="2440" w:type="dxa"/>
-            <w:tcBorders>
-              <w:top w:val="single" w:sz="4" w:space="0" w:color="1A2B3C"/>
-              <w:left w:val="single" w:sz="4" w:space="0" w:color="1A2B3C"/>
-              <w:bottom w:val="single" w:sz="4" w:space="0" w:color="1A2B3C"/>
-              <w:right w:val="single" w:sz="4" w:space="0" w:color="1A2B3C"/>
-            </w:tcBorders>
-            <w:shd w:val="clear" w:color="auto" w:fill="1A2B3C"/>
-            <w:tcMar>
-              <w:top w:w="100" w:type="dxa"/>
-              <w:left w:w="120" w:type="dxa"/>
-              <w:bottom w:w="100" w:type="dxa"/>
-              <w:right w:w="120" w:type="dxa"/>
-            </w:tcMar>
-            <w:vAlign w:val="center"/>
-          </w:tcPr>
-          <w:p>
-            <w:r>
-              <w:rPr>
-                <w:b/>
-                <w:bCs/>
-                <w:color w:val="FFFFFF"/>
-                <w:spacing w:val="30"/>
-                <w:sz w:val="16"/>
-                <w:szCs w:val="16"/>
-              </w:rPr>
-              <w:t>Y1 ARR @ 10%</w:t>
-            </w:r>
-          </w:p>
-        </w:tc>
-        <w:tc>
-          <w:tcPr>
-            <w:tcW w:w="2440" w:type="dxa"/>
-            <w:tcBorders>
-              <w:top w:val="single" w:sz="4" w:space="0" w:color="1A2B3C"/>
-              <w:left w:val="single" w:sz="4" w:space="0" w:color="1A2B3C"/>
-              <w:bottom w:val="single" w:sz="4" w:space="0" w:color="1A2B3C"/>
-              <w:right w:val="single" w:sz="4" w:space="0" w:color="1A2B3C"/>
-            </w:tcBorders>
-            <w:shd w:val="clear" w:color="auto" w:fill="1A2B3C"/>
-            <w:tcMar>
-              <w:top w:w="100" w:type="dxa"/>
-              <w:left w:w="120" w:type="dxa"/>
-              <w:bottom w:w="100" w:type="dxa"/>
-              <w:right w:w="120" w:type="dxa"/>
-            </w:tcMar>
-            <w:vAlign w:val="center"/>
-          </w:tcPr>
-          <w:p>
-            <w:r>
-              <w:rPr>
-                <w:b/>
-                <w:bCs/>
-                <w:color w:val="FFFFFF"/>
-                <w:spacing w:val="30"/>
-                <w:sz w:val="16"/>
-                <w:szCs w:val="16"/>
-              </w:rPr>
-              <w:t>Y1 ARR @ 25%</w:t>
-            </w:r>
-          </w:p>
-        </w:tc>
-      </w:tr>
-      <w:tr>
-        <w:tblPrEx>
-          <w:tblCellMar>
-            <w:top w:w="0" w:type="dxa"/>
-            <w:bottom w:w="0" w:type="dxa"/>
-          </w:tblCellMar>
-        </w:tblPrEx>
-        <w:trPr>
-          <w:cantSplit/>
-        </w:trPr>
-        <w:tc>
-          <w:tcPr>
-            <w:tcW w:w="3000" w:type="dxa"/>
-            <w:tcBorders>
-              <w:top w:val="single" w:sz="4" w:space="0" w:color="D0D5DD"/>
-              <w:left w:val="single" w:sz="4" w:space="0" w:color="D0D5DD"/>
-              <w:bottom w:val="single" w:sz="4" w:space="0" w:color="D0D5DD"/>
-              <w:right w:val="single" w:sz="4" w:space="0" w:color="D0D5DD"/>
-            </w:tcBorders>
-            <w:shd w:val="clear" w:color="auto" w:fill="FFFFFF"/>
-            <w:tcMar>
-              <w:top w:w="100" w:type="dxa"/>
-              <w:left w:w="120" w:type="dxa"/>
-              <w:bottom w:w="100" w:type="dxa"/>
-              <w:right w:w="120" w:type="dxa"/>
-            </w:tcMar>
-            <w:vAlign w:val="center"/>
-          </w:tcPr>
-          <w:p>
-            <w:r>
-              <w:rPr>
-                <w:color w:val="3A4A5C"/>
-                <w:sz w:val="17"/>
-                <w:szCs w:val="17"/>
-              </w:rPr>
-              <w:t>Low (conservative)</w:t>
-            </w:r>
-          </w:p>
-        </w:tc>
-        <w:tc>
-          <w:tcPr>
-            <w:tcW w:w="2200" w:type="dxa"/>
-            <w:tcBorders>
-              <w:top w:val="single" w:sz="4" w:space="0" w:color="D0D5DD"/>
-              <w:left w:val="single" w:sz="4" w:space="0" w:color="D0D5DD"/>
-              <w:bottom w:val="single" w:sz="4" w:space="0" w:color="D0D5DD"/>
-              <w:right w:val="single" w:sz="4" w:space="0" w:color="D0D5DD"/>
-            </w:tcBorders>
-            <w:shd w:val="clear" w:color="auto" w:fill="FFFFFF"/>
-            <w:tcMar>
-              <w:top w:w="100" w:type="dxa"/>
-              <w:left w:w="120" w:type="dxa"/>
-              <w:bottom w:w="100" w:type="dxa"/>
-              <w:right w:w="120" w:type="dxa"/>
-            </w:tcMar>
-            <w:vAlign w:val="center"/>
-          </w:tcPr>
-          <w:p>
-            <w:r>
-              <w:rPr>
-                <w:color w:val="1A2B3C"/>
-                <w:sz w:val="17"/>
-                <w:szCs w:val="17"/>
-              </w:rPr>
-              <w:t>3,500</w:t>
-            </w:r>
-          </w:p>
-        </w:tc>
-        <w:tc>
-          <w:tcPr>
-            <w:tcW w:w="2440" w:type="dxa"/>
-            <w:tcBorders>
-              <w:top w:val="single" w:sz="4" w:space="0" w:color="D0D5DD"/>
-              <w:left w:val="single" w:sz="4" w:space="0" w:color="D0D5DD"/>
-              <w:bottom w:val="single" w:sz="4" w:space="0" w:color="D0D5DD"/>
-              <w:right w:val="single" w:sz="4" w:space="0" w:color="D0D5DD"/>
-            </w:tcBorders>
-            <w:shd w:val="clear" w:color="auto" w:fill="FFFFFF"/>
-            <w:tcMar>
-              <w:top w:w="100" w:type="dxa"/>
-              <w:left w:w="120" w:type="dxa"/>
-              <w:bottom w:w="100" w:type="dxa"/>
-              <w:right w:w="120" w:type="dxa"/>
-            </w:tcMar>
-            <w:vAlign w:val="center"/>
-          </w:tcPr>
-          <w:p>
-            <w:r>
-              <w:rPr>
-                <w:color w:val="1A2B3C"/>
-                <w:sz w:val="17"/>
-                <w:szCs w:val="17"/>
-              </w:rPr>
-              <w:t>$104,790</w:t>
-            </w:r>
-          </w:p>
-        </w:tc>
-        <w:tc>
-          <w:tcPr>
-            <w:tcW w:w="2440" w:type="dxa"/>
-            <w:tcBorders>
-              <w:top w:val="single" w:sz="4" w:space="0" w:color="D0D5DD"/>
-              <w:left w:val="single" w:sz="4" w:space="0" w:color="D0D5DD"/>
-              <w:bottom w:val="single" w:sz="4" w:space="0" w:color="D0D5DD"/>
-              <w:right w:val="single" w:sz="4" w:space="0" w:color="D0D5DD"/>
-            </w:tcBorders>
-            <w:shd w:val="clear" w:color="auto" w:fill="FFFFFF"/>
-            <w:tcMar>
-              <w:top w:w="100" w:type="dxa"/>
-              <w:left w:w="120" w:type="dxa"/>
-              <w:bottom w:w="100" w:type="dxa"/>
-              <w:right w:w="120" w:type="dxa"/>
-            </w:tcMar>
-            <w:vAlign w:val="center"/>
-          </w:tcPr>
-          <w:p>
-            <w:r>
-              <w:rPr>
-                <w:color w:val="1A2B3C"/>
-                <w:sz w:val="17"/>
-                <w:szCs w:val="17"/>
-              </w:rPr>
-              <w:t>$261,975</w:t>
-            </w:r>
-          </w:p>
-        </w:tc>
-      </w:tr>
-      <w:tr>
-        <w:tblPrEx>
-          <w:tblCellMar>
-            <w:top w:w="0" w:type="dxa"/>
-            <w:bottom w:w="0" w:type="dxa"/>
-          </w:tblCellMar>
-        </w:tblPrEx>
-        <w:trPr>
-          <w:cantSplit/>
-        </w:trPr>
-        <w:tc>
-          <w:tcPr>
-            <w:tcW w:w="3000" w:type="dxa"/>
-            <w:tcBorders>
-              <w:top w:val="single" w:sz="4" w:space="0" w:color="D0D5DD"/>
-              <w:left w:val="single" w:sz="4" w:space="0" w:color="D0D5DD"/>
-              <w:bottom w:val="single" w:sz="4" w:space="0" w:color="D0D5DD"/>
-              <w:right w:val="single" w:sz="4" w:space="0" w:color="D0D5DD"/>
-            </w:tcBorders>
-            <w:shd w:val="clear" w:color="auto" w:fill="F5F6F8"/>
-            <w:tcMar>
-              <w:top w:w="100" w:type="dxa"/>
-              <w:left w:w="120" w:type="dxa"/>
-              <w:bottom w:w="100" w:type="dxa"/>
-              <w:right w:w="120" w:type="dxa"/>
-            </w:tcMar>
-            <w:vAlign w:val="center"/>
-          </w:tcPr>
-          <w:p>
-            <w:r>
-              <w:rPr>
-                <w:b/>
-                <w:bCs/>
-                <w:color w:val="1A2B3C"/>
-                <w:sz w:val="17"/>
-                <w:szCs w:val="17"/>
-              </w:rPr>
-              <w:t>Mid (our headline)</w:t>
-            </w:r>
-          </w:p>
-        </w:tc>
-        <w:tc>
-          <w:tcPr>
-            <w:tcW w:w="2200" w:type="dxa"/>
-            <w:tcBorders>
-              <w:top w:val="single" w:sz="4" w:space="0" w:color="D0D5DD"/>
-              <w:left w:val="single" w:sz="4" w:space="0" w:color="D0D5DD"/>
-              <w:bottom w:val="single" w:sz="4" w:space="0" w:color="D0D5DD"/>
-              <w:right w:val="single" w:sz="4" w:space="0" w:color="D0D5DD"/>
-            </w:tcBorders>
-            <w:shd w:val="clear" w:color="auto" w:fill="F5F6F8"/>
-            <w:tcMar>
-              <w:top w:w="100" w:type="dxa"/>
-              <w:left w:w="120" w:type="dxa"/>
-              <w:bottom w:w="100" w:type="dxa"/>
-              <w:right w:w="120" w:type="dxa"/>
-            </w:tcMar>
-            <w:vAlign w:val="center"/>
-          </w:tcPr>
-          <w:p>
-            <w:r>
-              <w:rPr>
-                <w:b/>
-                <w:bCs/>
-                <w:color w:val="1A2B3C"/>
-                <w:sz w:val="17"/>
-                <w:szCs w:val="17"/>
-              </w:rPr>
-              <w:t>4,500</w:t>
-            </w:r>
-          </w:p>
-        </w:tc>
-        <w:tc>
-          <w:tcPr>
-            <w:tcW w:w="2440" w:type="dxa"/>
-            <w:tcBorders>
-              <w:top w:val="single" w:sz="4" w:space="0" w:color="D0D5DD"/>
-              <w:left w:val="single" w:sz="4" w:space="0" w:color="D0D5DD"/>
-              <w:bottom w:val="single" w:sz="4" w:space="0" w:color="D0D5DD"/>
-              <w:right w:val="single" w:sz="4" w:space="0" w:color="D0D5DD"/>
-            </w:tcBorders>
-            <w:shd w:val="clear" w:color="auto" w:fill="F5F6F8"/>
-            <w:tcMar>
-              <w:top w:w="100" w:type="dxa"/>
-              <w:left w:w="120" w:type="dxa"/>
-              <w:bottom w:w="100" w:type="dxa"/>
-              <w:right w:w="120" w:type="dxa"/>
-            </w:tcMar>
-            <w:vAlign w:val="center"/>
-          </w:tcPr>
-          <w:p>
-            <w:r>
-              <w:rPr>
-                <w:b/>
-                <w:bCs/>
-                <w:color w:val="1A2B3C"/>
-                <w:sz w:val="17"/>
-                <w:szCs w:val="17"/>
-              </w:rPr>
-              <w:t>$134,730</w:t>
-            </w:r>
-          </w:p>
-        </w:tc>
-        <w:tc>
-          <w:tcPr>
-            <w:tcW w:w="2440" w:type="dxa"/>
-            <w:tcBorders>
-              <w:top w:val="single" w:sz="4" w:space="0" w:color="D0D5DD"/>
-              <w:left w:val="single" w:sz="4" w:space="0" w:color="D0D5DD"/>
-              <w:bottom w:val="single" w:sz="4" w:space="0" w:color="D0D5DD"/>
-              <w:right w:val="single" w:sz="4" w:space="0" w:color="D0D5DD"/>
-            </w:tcBorders>
-            <w:shd w:val="clear" w:color="auto" w:fill="F5F6F8"/>
-            <w:tcMar>
-              <w:top w:w="100" w:type="dxa"/>
-              <w:left w:w="120" w:type="dxa"/>
-              <w:bottom w:w="100" w:type="dxa"/>
-              <w:right w:w="120" w:type="dxa"/>
-            </w:tcMar>
-            <w:vAlign w:val="center"/>
-          </w:tcPr>
-          <w:p>
-            <w:r>
-              <w:rPr>
-                <w:b/>
-                <w:bCs/>
-                <w:color w:val="1A2B3C"/>
-                <w:sz w:val="17"/>
-                <w:szCs w:val="17"/>
-              </w:rPr>
-              <w:t>$336,825</w:t>
-            </w:r>
-          </w:p>
-        </w:tc>
-      </w:tr>
-      <w:tr>
-        <w:tblPrEx>
-          <w:tblCellMar>
-            <w:top w:w="0" w:type="dxa"/>
-            <w:bottom w:w="0" w:type="dxa"/>
-          </w:tblCellMar>
-        </w:tblPrEx>
-        <w:trPr>
-          <w:cantSplit/>
-        </w:trPr>
-        <w:tc>
-          <w:tcPr>
-            <w:tcW w:w="3000" w:type="dxa"/>
-            <w:tcBorders>
-              <w:top w:val="single" w:sz="4" w:space="0" w:color="D0D5DD"/>
-              <w:left w:val="single" w:sz="4" w:space="0" w:color="D0D5DD"/>
-              <w:bottom w:val="single" w:sz="4" w:space="0" w:color="D0D5DD"/>
-              <w:right w:val="single" w:sz="4" w:space="0" w:color="D0D5DD"/>
-            </w:tcBorders>
-            <w:shd w:val="clear" w:color="auto" w:fill="FFFFFF"/>
-            <w:tcMar>
-              <w:top w:w="100" w:type="dxa"/>
-              <w:left w:w="120" w:type="dxa"/>
-              <w:bottom w:w="100" w:type="dxa"/>
-              <w:right w:w="120" w:type="dxa"/>
-            </w:tcMar>
-            <w:vAlign w:val="center"/>
-          </w:tcPr>
-          <w:p>
-            <w:r>
-              <w:rPr>
-                <w:color w:val="3A4A5C"/>
-                <w:sz w:val="17"/>
-                <w:szCs w:val="17"/>
-              </w:rPr>
-              <w:t>High (stretch)</w:t>
-            </w:r>
-          </w:p>
-        </w:tc>
-        <w:tc>
-          <w:tcPr>
-            <w:tcW w:w="2200" w:type="dxa"/>
-            <w:tcBorders>
-              <w:top w:val="single" w:sz="4" w:space="0" w:color="D0D5DD"/>
-              <w:left w:val="single" w:sz="4" w:space="0" w:color="D0D5DD"/>
-              <w:bottom w:val="single" w:sz="4" w:space="0" w:color="D0D5DD"/>
-              <w:right w:val="single" w:sz="4" w:space="0" w:color="D0D5DD"/>
-            </w:tcBorders>
-            <w:shd w:val="clear" w:color="auto" w:fill="FFFFFF"/>
-            <w:tcMar>
-              <w:top w:w="100" w:type="dxa"/>
-              <w:left w:w="120" w:type="dxa"/>
-              <w:bottom w:w="100" w:type="dxa"/>
-              <w:right w:w="120" w:type="dxa"/>
-            </w:tcMar>
-            <w:vAlign w:val="center"/>
-          </w:tcPr>
-          <w:p>
-            <w:r>
-              <w:rPr>
-                <w:color w:val="1A2B3C"/>
-                <w:sz w:val="17"/>
-                <w:szCs w:val="17"/>
-              </w:rPr>
-              <w:t>5,500</w:t>
-            </w:r>
-          </w:p>
-        </w:tc>
-        <w:tc>
-          <w:tcPr>
-            <w:tcW w:w="2440" w:type="dxa"/>
-            <w:tcBorders>
-              <w:top w:val="single" w:sz="4" w:space="0" w:color="D0D5DD"/>
-              <w:left w:val="single" w:sz="4" w:space="0" w:color="D0D5DD"/>
-              <w:bottom w:val="single" w:sz="4" w:space="0" w:color="D0D5DD"/>
-              <w:right w:val="single" w:sz="4" w:space="0" w:color="D0D5DD"/>
-            </w:tcBorders>
-            <w:shd w:val="clear" w:color="auto" w:fill="FFFFFF"/>
-            <w:tcMar>
-              <w:top w:w="100" w:type="dxa"/>
-              <w:left w:w="120" w:type="dxa"/>
-              <w:bottom w:w="100" w:type="dxa"/>
-              <w:right w:w="120" w:type="dxa"/>
-            </w:tcMar>
-            <w:vAlign w:val="center"/>
-          </w:tcPr>
-          <w:p>
-            <w:r>
-              <w:rPr>
-                <w:color w:val="1A2B3C"/>
-                <w:sz w:val="17"/>
-                <w:szCs w:val="17"/>
-              </w:rPr>
-              <w:t>$164,670</w:t>
-            </w:r>
-          </w:p>
-        </w:tc>
-        <w:tc>
-          <w:tcPr>
-            <w:tcW w:w="2440" w:type="dxa"/>
-            <w:tcBorders>
-              <w:top w:val="single" w:sz="4" w:space="0" w:color="D0D5DD"/>
-              <w:left w:val="single" w:sz="4" w:space="0" w:color="D0D5DD"/>
-              <w:bottom w:val="single" w:sz="4" w:space="0" w:color="D0D5DD"/>
-              <w:right w:val="single" w:sz="4" w:space="0" w:color="D0D5DD"/>
-            </w:tcBorders>
-            <w:shd w:val="clear" w:color="auto" w:fill="FFFFFF"/>
-            <w:tcMar>
-              <w:top w:w="100" w:type="dxa"/>
-              <w:left w:w="120" w:type="dxa"/>
-              <w:bottom w:w="100" w:type="dxa"/>
-              <w:right w:w="120" w:type="dxa"/>
-            </w:tcMar>
-            <w:vAlign w:val="center"/>
-          </w:tcPr>
-          <w:p>
-            <w:r>
-              <w:rPr>
-                <w:color w:val="1A2B3C"/>
-                <w:sz w:val="17"/>
-                <w:szCs w:val="17"/>
-              </w:rPr>
-              <w:t>$411,675</w:t>
-            </w:r>
-          </w:p>
-        </w:tc>
-      </w:tr>
-    </w:tbl>
-    <w:p>
-      <w:pPr>
-        <w:pBdr>
-          <w:bottom w:val="single" w:sz="6" w:space="1" w:color="185FA5"/>
-        </w:pBdr>
-        <w:spacing w:after="200"/>
       </w:pPr>
     </w:p>
     <w:p>
@@ -3640,25 +2799,7 @@
                 <w:sz w:val="17"/>
                 <w:szCs w:val="17"/>
               </w:rPr>
-              <w:t xml:space="preserve">GF Data · </w:t>
-            </w:r>
-            <w:proofErr w:type="spellStart"/>
-            <w:r>
-              <w:rPr>
-                <w:color w:val="3A4A5C"/>
-                <w:sz w:val="17"/>
-                <w:szCs w:val="17"/>
-              </w:rPr>
-              <w:t>PitchBook</w:t>
-            </w:r>
-            <w:proofErr w:type="spellEnd"/>
-            <w:r>
-              <w:rPr>
-                <w:color w:val="3A4A5C"/>
-                <w:sz w:val="17"/>
-                <w:szCs w:val="17"/>
-              </w:rPr>
-              <w:t xml:space="preserve"> · industry benchmarks</w:t>
+              <w:t>GF Data · PitchBook · industry benchmarks</w:t>
             </w:r>
           </w:p>
         </w:tc>
@@ -3932,19 +3073,11 @@
       <w:pPr>
         <w:spacing w:after="120"/>
       </w:pPr>
-      <w:proofErr w:type="spellStart"/>
       <w:r>
         <w:rPr>
           <w:color w:val="3A4A5C"/>
         </w:rPr>
-        <w:t>Evive</w:t>
-      </w:r>
-      <w:proofErr w:type="spellEnd"/>
-      <w:r>
-        <w:rPr>
-          <w:color w:val="3A4A5C"/>
-        </w:rPr>
-        <w:t xml:space="preserve"> Brands — franchisor-level ROI model (assumes adoption across the network):</w:t>
+        <w:t>Evive Brands — franchisor-level ROI model (assumes adoption across the network):</w:t>
       </w:r>
     </w:p>
     <w:tbl>
@@ -4796,18 +3929,8 @@
                 <w:sz w:val="17"/>
                 <w:szCs w:val="17"/>
               </w:rPr>
-              <w:t xml:space="preserve">Franchisor-level exit value </w:t>
-            </w:r>
-            <w:proofErr w:type="gramStart"/>
-            <w:r>
-              <w:rPr>
-                <w:color w:val="3A4A5C"/>
-                <w:sz w:val="17"/>
-                <w:szCs w:val="17"/>
-              </w:rPr>
-              <w:t>add</w:t>
-            </w:r>
-            <w:proofErr w:type="gramEnd"/>
+              <w:t>Franchisor-level exit value add</w:t>
+            </w:r>
           </w:p>
         </w:tc>
         <w:tc>
@@ -5210,29 +4333,7 @@
                 <w:sz w:val="17"/>
                 <w:szCs w:val="17"/>
               </w:rPr>
-              <w:t>ACTIVE (</w:t>
-            </w:r>
-            <w:proofErr w:type="spellStart"/>
-            <w:r>
-              <w:rPr>
-                <w:b/>
-                <w:bCs/>
-                <w:color w:val="1A2B3C"/>
-                <w:sz w:val="17"/>
-                <w:szCs w:val="17"/>
-              </w:rPr>
-              <w:t>Wks</w:t>
-            </w:r>
-            <w:proofErr w:type="spellEnd"/>
-            <w:r>
-              <w:rPr>
-                <w:b/>
-                <w:bCs/>
-                <w:color w:val="1A2B3C"/>
-                <w:sz w:val="17"/>
-                <w:szCs w:val="17"/>
-              </w:rPr>
-              <w:t xml:space="preserve"> 1-4)</w:t>
+              <w:t>ACTIVE (Wks 1-4)</w:t>
             </w:r>
           </w:p>
         </w:tc>
@@ -5306,20 +4407,8 @@
           <w:sz w:val="22"/>
           <w:szCs w:val="22"/>
         </w:rPr>
-        <w:t xml:space="preserve">Where </w:t>
+        <w:t>Where this one sits</w:t>
       </w:r>
-      <w:proofErr w:type="gramStart"/>
-      <w:r>
-        <w:rPr>
-          <w:b/>
-          <w:bCs/>
-          <w:color w:val="1A2B3C"/>
-          <w:sz w:val="22"/>
-          <w:szCs w:val="22"/>
-        </w:rPr>
-        <w:t>this one sits</w:t>
-      </w:r>
-      <w:proofErr w:type="gramEnd"/>
     </w:p>
     <w:tbl>
       <w:tblPr>
@@ -5363,7 +4452,6 @@
             <w:pPr>
               <w:spacing w:after="100"/>
             </w:pPr>
-            <w:proofErr w:type="spellStart"/>
             <w:r>
               <w:rPr>
                 <w:b/>
@@ -5372,18 +4460,7 @@
                 <w:sz w:val="22"/>
                 <w:szCs w:val="22"/>
               </w:rPr>
-              <w:t>Evive</w:t>
-            </w:r>
-            <w:proofErr w:type="spellEnd"/>
-            <w:r>
-              <w:rPr>
-                <w:b/>
-                <w:bCs/>
-                <w:color w:val="1A2B3C"/>
-                <w:sz w:val="22"/>
-                <w:szCs w:val="22"/>
-              </w:rPr>
-              <w:t xml:space="preserve"> is the highest-velocity P2 account — character: GROWING ANCHOR</w:t>
+              <w:t>Evive is the highest-velocity P2 account — character: GROWING ANCHOR</w:t>
             </w:r>
           </w:p>
           <w:p>
@@ -5391,21 +4468,7 @@
               <w:rPr>
                 <w:color w:val="3A4A5C"/>
               </w:rPr>
-              <w:t xml:space="preserve">GROWING ANCHOR character. Brothers Gutters at 43% and rising under a new SB contract is a proof-point we own. Maid Brigade (acquired 2024) is greenfield within </w:t>
-            </w:r>
-            <w:proofErr w:type="spellStart"/>
-            <w:r>
-              <w:rPr>
-                <w:color w:val="3A4A5C"/>
-              </w:rPr>
-              <w:t>Evive</w:t>
-            </w:r>
-            <w:proofErr w:type="spellEnd"/>
-            <w:r>
-              <w:rPr>
-                <w:color w:val="3A4A5C"/>
-              </w:rPr>
-              <w:t xml:space="preserve"> — fresh acquisition that hasn't standardized FSM. Ryan Parsons CEO is the warmest P2 relationship in the entire portfolio. Riverside is in early hold (Year 3) — roadmap is being shaped now. The play is fast: lock Maid Brigade, then push portfolio mandate to Riverside operating team.</w:t>
+              <w:t>GROWING ANCHOR character. Brothers Gutters at 43% and rising under a new SB contract is a proof-point we own. Maid Brigade (acquired 2024) is greenfield within Evive — fresh acquisition that hasn't standardized FSM. Ryan Parsons CEO is the warmest P2 relationship in the entire portfolio. Riverside is in early hold (Year 3) — roadmap is being shaped now. The play is fast: lock Maid Brigade, then push portfolio mandate to Riverside operating team.</w:t>
             </w:r>
           </w:p>
         </w:tc>
@@ -5430,19 +4493,11 @@
       <w:pPr>
         <w:spacing w:after="120"/>
       </w:pPr>
-      <w:proofErr w:type="spellStart"/>
       <w:r>
         <w:rPr>
           <w:color w:val="3A4A5C"/>
         </w:rPr>
-        <w:t>Evive</w:t>
-      </w:r>
-      <w:proofErr w:type="spellEnd"/>
-      <w:r>
-        <w:rPr>
-          <w:color w:val="3A4A5C"/>
-        </w:rPr>
-        <w:t xml:space="preserve"> is where the P2 motion gets fast. We have the relationship, we have the proof point, and we have a fresh portfolio addition (Maid Brigade) that hasn't picked an FSM yet.</w:t>
+        <w:t>Evive is where the P2 motion gets fast. We have the relationship, we have the proof point, and we have a fresh portfolio addition (Maid Brigade) that hasn't picked an FSM yet.</w:t>
       </w:r>
     </w:p>
     <w:p>
@@ -5491,21 +4546,7 @@
           <w:color w:val="3A4A5C"/>
         </w:rPr>
         <w:lastRenderedPageBreak/>
-        <w:t xml:space="preserve">Maid Brigade is the second wedge — cleaning vertical, hasn't standardized, fresh into </w:t>
-      </w:r>
-      <w:proofErr w:type="spellStart"/>
-      <w:r>
-        <w:rPr>
-          <w:color w:val="3A4A5C"/>
-        </w:rPr>
-        <w:t>Evive</w:t>
-      </w:r>
-      <w:proofErr w:type="spellEnd"/>
-      <w:r>
-        <w:rPr>
-          <w:color w:val="3A4A5C"/>
-        </w:rPr>
-        <w:t xml:space="preserve"> portfolio.</w:t>
+        <w:t>Maid Brigade is the second wedge — cleaning vertical, hasn't standardized, fresh into Evive portfolio.</w:t>
       </w:r>
     </w:p>
     <w:p>
@@ -5537,130 +4578,90 @@
         <w:rPr>
           <w:color w:val="3A4A5C"/>
         </w:rPr>
-        <w:t xml:space="preserve">Position as platform-formation phase support: </w:t>
-      </w:r>
-      <w:proofErr w:type="spellStart"/>
-      <w:r>
-        <w:rPr>
-          <w:color w:val="3A4A5C"/>
-        </w:rPr>
-        <w:t>Evive</w:t>
-      </w:r>
-      <w:proofErr w:type="spellEnd"/>
-      <w:r>
-        <w:rPr>
-          <w:color w:val="3A4A5C"/>
-        </w:rPr>
-        <w:t xml:space="preserve"> is 2.5 years into Riverside hold — standardize now, exit math compounds.</w:t>
+        <w:t>Position as platform-formation phase support: Evive is 2.5 years into Riverside hold — standardize now, exit math compounds.</w:t>
       </w:r>
     </w:p>
     <w:p>
       <w:pPr>
-        <w:spacing w:before="180" w:after="80"/>
+        <w:pStyle w:val="Heading2"/>
+      </w:pPr>
+      <w:r>
+        <w:t xml:space="preserve">Warm path &amp; contact intel — v15.36 CRM sync</w:t>
+      </w:r>
+    </w:p>
+    <w:p>
+      <w:pPr>
+        <w:spacing w:before="80" w:after="80"/>
       </w:pPr>
       <w:r>
         <w:rPr>
-          <w:b/>
-          <w:bCs/>
-          <w:color w:val="1A2B3C"/>
-          <w:sz w:val="22"/>
-          <w:szCs w:val="22"/>
+          <w:i/>
+          <w:iCs/>
+          <w:color w:val="6B7280"/>
+          <w:sz w:val="20"/>
+          <w:szCs w:val="20"/>
         </w:rPr>
-        <w:t>Warm path — where we stand</w:t>
+        <w:t xml:space="preserve">Top contacts plus warm-path status. 🟢 active warm angle · 🟡 status change to verify · 🟣 team assignment.</w:t>
       </w:r>
     </w:p>
     <w:tbl>
       <w:tblPr>
-        <w:tblW w:w="10080" w:type="dxa"/>
+        <w:tblW w:w="9000" w:type="dxa"/>
         <w:tblBorders>
-          <w:top w:val="single" w:sz="4" w:space="0" w:color="auto"/>
-          <w:left w:val="single" w:sz="4" w:space="0" w:color="auto"/>
-          <w:bottom w:val="single" w:sz="4" w:space="0" w:color="auto"/>
-          <w:right w:val="single" w:sz="4" w:space="0" w:color="auto"/>
-          <w:insideH w:val="single" w:sz="4" w:space="0" w:color="auto"/>
-          <w:insideV w:val="single" w:sz="4" w:space="0" w:color="auto"/>
+          <w:top w:val="single" w:sz="4" w:space="0" w:color="CCCCCC"/>
+          <w:left w:val="single" w:sz="4" w:space="0" w:color="CCCCCC"/>
+          <w:bottom w:val="single" w:sz="4" w:space="0" w:color="CCCCCC"/>
+          <w:right w:val="single" w:sz="4" w:space="0" w:color="CCCCCC"/>
+          <w:insideH w:val="single" w:sz="4" w:space="0" w:color="CCCCCC"/>
+          <w:insideV w:val="single" w:sz="4" w:space="0" w:color="CCCCCC"/>
         </w:tblBorders>
-        <w:tblCellMar>
-          <w:left w:w="10" w:type="dxa"/>
-          <w:right w:w="10" w:type="dxa"/>
-        </w:tblCellMar>
-        <w:tblLook w:val="0000" w:firstRow="0" w:lastRow="0" w:firstColumn="0" w:lastColumn="0" w:noHBand="0" w:noVBand="0"/>
       </w:tblPr>
       <w:tblGrid>
-        <w:gridCol w:w="2500"/>
-        <w:gridCol w:w="3000"/>
-        <w:gridCol w:w="3500"/>
-        <w:gridCol w:w="1080"/>
+        <w:gridCol w:w="1700"/>
+        <w:gridCol w:w="1900"/>
+        <w:gridCol w:w="1900"/>
+        <w:gridCol w:w="1700"/>
+        <w:gridCol w:w="1800"/>
       </w:tblGrid>
       <w:tr>
-        <w:tblPrEx>
-          <w:tblCellMar>
-            <w:top w:w="0" w:type="dxa"/>
-            <w:bottom w:w="0" w:type="dxa"/>
-          </w:tblCellMar>
-        </w:tblPrEx>
         <w:trPr>
           <w:tblHeader/>
         </w:trPr>
         <w:tc>
           <w:tcPr>
-            <w:tcW w:w="2500" w:type="dxa"/>
-            <w:tcBorders>
-              <w:top w:val="single" w:sz="4" w:space="0" w:color="1A2B3C"/>
-              <w:left w:val="single" w:sz="4" w:space="0" w:color="1A2B3C"/>
-              <w:bottom w:val="single" w:sz="4" w:space="0" w:color="1A2B3C"/>
-              <w:right w:val="single" w:sz="4" w:space="0" w:color="1A2B3C"/>
-            </w:tcBorders>
+            <w:tcW w:w="1700" w:type="dxa"/>
             <w:shd w:val="clear" w:color="auto" w:fill="1A2B3C"/>
-            <w:tcMar>
-              <w:top w:w="100" w:type="dxa"/>
-              <w:left w:w="120" w:type="dxa"/>
-              <w:bottom w:w="100" w:type="dxa"/>
-              <w:right w:w="120" w:type="dxa"/>
-            </w:tcMar>
-            <w:vAlign w:val="center"/>
-          </w:tcPr>
-          <w:p>
+          </w:tcPr>
+          <w:p>
+            <w:pPr>
+              <w:spacing w:before="60" w:after="60"/>
+            </w:pPr>
             <w:r>
               <w:rPr>
                 <w:b/>
                 <w:bCs/>
                 <w:color w:val="FFFFFF"/>
-                <w:spacing w:val="30"/>
-                <w:sz w:val="16"/>
-                <w:szCs w:val="16"/>
-              </w:rPr>
-              <w:t>Target person</w:t>
-            </w:r>
-          </w:p>
-        </w:tc>
-        <w:tc>
-          <w:tcPr>
-            <w:tcW w:w="3000" w:type="dxa"/>
-            <w:tcBorders>
-              <w:top w:val="single" w:sz="4" w:space="0" w:color="1A2B3C"/>
-              <w:left w:val="single" w:sz="4" w:space="0" w:color="1A2B3C"/>
-              <w:bottom w:val="single" w:sz="4" w:space="0" w:color="1A2B3C"/>
-              <w:right w:val="single" w:sz="4" w:space="0" w:color="1A2B3C"/>
-            </w:tcBorders>
+                <w:sz w:val="18"/>
+              </w:rPr>
+              <w:t>Name</w:t>
+            </w:r>
+          </w:p>
+        </w:tc>
+        <w:tc>
+          <w:tcPr>
+            <w:tcW w:w="1900" w:type="dxa"/>
             <w:shd w:val="clear" w:color="auto" w:fill="1A2B3C"/>
-            <w:tcMar>
-              <w:top w:w="100" w:type="dxa"/>
-              <w:left w:w="120" w:type="dxa"/>
-              <w:bottom w:w="100" w:type="dxa"/>
-              <w:right w:w="120" w:type="dxa"/>
-            </w:tcMar>
-            <w:vAlign w:val="center"/>
-          </w:tcPr>
-          <w:p>
+          </w:tcPr>
+          <w:p>
+            <w:pPr>
+              <w:spacing w:before="60" w:after="60"/>
+            </w:pPr>
             <w:r>
               <w:rPr>
                 <w:b/>
                 <w:bCs/>
                 <w:color w:val="FFFFFF"/>
-                <w:spacing w:val="30"/>
-                <w:sz w:val="16"/>
-                <w:szCs w:val="16"/>
+                <w:sz w:val="18"/>
               </w:rPr>
               <w:t>Role</w:t>
             </w:r>
@@ -5668,568 +4669,943 @@
         </w:tc>
         <w:tc>
           <w:tcPr>
-            <w:tcW w:w="3500" w:type="dxa"/>
-            <w:tcBorders>
-              <w:top w:val="single" w:sz="4" w:space="0" w:color="1A2B3C"/>
-              <w:left w:val="single" w:sz="4" w:space="0" w:color="1A2B3C"/>
-              <w:bottom w:val="single" w:sz="4" w:space="0" w:color="1A2B3C"/>
-              <w:right w:val="single" w:sz="4" w:space="0" w:color="1A2B3C"/>
-            </w:tcBorders>
+            <w:tcW w:w="1900" w:type="dxa"/>
             <w:shd w:val="clear" w:color="auto" w:fill="1A2B3C"/>
-            <w:tcMar>
-              <w:top w:w="100" w:type="dxa"/>
-              <w:left w:w="120" w:type="dxa"/>
-              <w:bottom w:w="100" w:type="dxa"/>
-              <w:right w:w="120" w:type="dxa"/>
-            </w:tcMar>
-            <w:vAlign w:val="center"/>
-          </w:tcPr>
-          <w:p>
+          </w:tcPr>
+          <w:p>
+            <w:pPr>
+              <w:spacing w:before="60" w:after="60"/>
+            </w:pPr>
             <w:r>
               <w:rPr>
                 <w:b/>
                 <w:bCs/>
                 <w:color w:val="FFFFFF"/>
-                <w:spacing w:val="30"/>
-                <w:sz w:val="16"/>
-                <w:szCs w:val="16"/>
-              </w:rPr>
-              <w:t>Warm path</w:t>
-            </w:r>
-          </w:p>
-        </w:tc>
-        <w:tc>
-          <w:tcPr>
-            <w:tcW w:w="1080" w:type="dxa"/>
-            <w:tcBorders>
-              <w:top w:val="single" w:sz="4" w:space="0" w:color="1A2B3C"/>
-              <w:left w:val="single" w:sz="4" w:space="0" w:color="1A2B3C"/>
-              <w:bottom w:val="single" w:sz="4" w:space="0" w:color="1A2B3C"/>
-              <w:right w:val="single" w:sz="4" w:space="0" w:color="1A2B3C"/>
-            </w:tcBorders>
+                <w:sz w:val="18"/>
+              </w:rPr>
+              <w:t>LinkedIn</w:t>
+            </w:r>
+          </w:p>
+        </w:tc>
+        <w:tc>
+          <w:tcPr>
+            <w:tcW w:w="1700" w:type="dxa"/>
             <w:shd w:val="clear" w:color="auto" w:fill="1A2B3C"/>
-            <w:tcMar>
-              <w:top w:w="100" w:type="dxa"/>
-              <w:left w:w="120" w:type="dxa"/>
-              <w:bottom w:w="100" w:type="dxa"/>
-              <w:right w:w="120" w:type="dxa"/>
-            </w:tcMar>
-            <w:vAlign w:val="center"/>
-          </w:tcPr>
-          <w:p/>
+          </w:tcPr>
+          <w:p>
+            <w:pPr>
+              <w:spacing w:before="60" w:after="60"/>
+            </w:pPr>
+            <w:r>
+              <w:rPr>
+                <w:b/>
+                <w:bCs/>
+                <w:color w:val="FFFFFF"/>
+                <w:sz w:val="18"/>
+              </w:rPr>
+              <w:t>School</w:t>
+            </w:r>
+          </w:p>
+        </w:tc>
+        <w:tc>
+          <w:tcPr>
+            <w:tcW w:w="1800" w:type="dxa"/>
+            <w:shd w:val="clear" w:color="auto" w:fill="1A2B3C"/>
+          </w:tcPr>
+          <w:p>
+            <w:pPr>
+              <w:spacing w:before="60" w:after="60"/>
+            </w:pPr>
+            <w:r>
+              <w:rPr>
+                <w:b/>
+                <w:bCs/>
+                <w:color w:val="FFFFFF"/>
+                <w:sz w:val="18"/>
+              </w:rPr>
+              <w:t>Warm-Path Status / Notes</w:t>
+            </w:r>
+          </w:p>
         </w:tc>
       </w:tr>
       <w:tr>
-        <w:tblPrEx>
-          <w:tblCellMar>
-            <w:top w:w="0" w:type="dxa"/>
-            <w:bottom w:w="0" w:type="dxa"/>
-          </w:tblCellMar>
-        </w:tblPrEx>
-        <w:trPr>
-          <w:cantSplit/>
-        </w:trPr>
-        <w:tc>
-          <w:tcPr>
-            <w:tcW w:w="2500" w:type="dxa"/>
-            <w:tcBorders>
-              <w:top w:val="single" w:sz="4" w:space="0" w:color="D0D5DD"/>
-              <w:left w:val="single" w:sz="4" w:space="0" w:color="D0D5DD"/>
-              <w:bottom w:val="single" w:sz="4" w:space="0" w:color="D0D5DD"/>
-              <w:right w:val="single" w:sz="4" w:space="0" w:color="D0D5DD"/>
-            </w:tcBorders>
-            <w:shd w:val="clear" w:color="auto" w:fill="FFFFFF"/>
-            <w:tcMar>
-              <w:top w:w="100" w:type="dxa"/>
-              <w:left w:w="120" w:type="dxa"/>
-              <w:bottom w:w="100" w:type="dxa"/>
-              <w:right w:w="120" w:type="dxa"/>
-            </w:tcMar>
-            <w:vAlign w:val="center"/>
-          </w:tcPr>
-          <w:p>
-            <w:r>
-              <w:rPr>
-                <w:b/>
-                <w:bCs/>
-                <w:color w:val="1A2B3C"/>
-                <w:sz w:val="17"/>
-                <w:szCs w:val="17"/>
-              </w:rPr>
-              <w:t>Ryan Parsons</w:t>
-            </w:r>
-          </w:p>
-        </w:tc>
-        <w:tc>
-          <w:tcPr>
-            <w:tcW w:w="3000" w:type="dxa"/>
-            <w:tcBorders>
-              <w:top w:val="single" w:sz="4" w:space="0" w:color="D0D5DD"/>
-              <w:left w:val="single" w:sz="4" w:space="0" w:color="D0D5DD"/>
-              <w:bottom w:val="single" w:sz="4" w:space="0" w:color="D0D5DD"/>
-              <w:right w:val="single" w:sz="4" w:space="0" w:color="D0D5DD"/>
-            </w:tcBorders>
-            <w:shd w:val="clear" w:color="auto" w:fill="FFFFFF"/>
-            <w:tcMar>
-              <w:top w:w="100" w:type="dxa"/>
-              <w:left w:w="120" w:type="dxa"/>
-              <w:bottom w:w="100" w:type="dxa"/>
-              <w:right w:w="120" w:type="dxa"/>
-            </w:tcMar>
-            <w:vAlign w:val="center"/>
-          </w:tcPr>
-          <w:p>
-            <w:r>
-              <w:rPr>
-                <w:color w:val="3A4A5C"/>
-                <w:sz w:val="17"/>
-                <w:szCs w:val="17"/>
-              </w:rPr>
-              <w:t>CEO (Brothers Gutters founder)</w:t>
-            </w:r>
-          </w:p>
-        </w:tc>
-        <w:tc>
-          <w:tcPr>
-            <w:tcW w:w="3500" w:type="dxa"/>
-            <w:tcBorders>
-              <w:top w:val="single" w:sz="4" w:space="0" w:color="D0D5DD"/>
-              <w:left w:val="single" w:sz="4" w:space="0" w:color="D0D5DD"/>
-              <w:bottom w:val="single" w:sz="4" w:space="0" w:color="D0D5DD"/>
-              <w:right w:val="single" w:sz="4" w:space="0" w:color="D0D5DD"/>
-            </w:tcBorders>
-            <w:shd w:val="clear" w:color="auto" w:fill="FFFFFF"/>
-            <w:tcMar>
-              <w:top w:w="100" w:type="dxa"/>
-              <w:left w:w="120" w:type="dxa"/>
-              <w:bottom w:w="100" w:type="dxa"/>
-              <w:right w:w="120" w:type="dxa"/>
-            </w:tcMar>
-            <w:vAlign w:val="center"/>
-          </w:tcPr>
-          <w:p>
-            <w:r>
-              <w:rPr>
-                <w:color w:val="3A4A5C"/>
-                <w:sz w:val="17"/>
-                <w:szCs w:val="17"/>
-              </w:rPr>
-              <w:t>Direct — known-friendly relationship</w:t>
-            </w:r>
-          </w:p>
-        </w:tc>
-        <w:tc>
-          <w:tcPr>
-            <w:tcW w:w="1080" w:type="dxa"/>
-            <w:tcBorders>
-              <w:top w:val="single" w:sz="4" w:space="0" w:color="D0D5DD"/>
-              <w:left w:val="single" w:sz="4" w:space="0" w:color="D0D5DD"/>
-              <w:bottom w:val="single" w:sz="4" w:space="0" w:color="D0D5DD"/>
-              <w:right w:val="single" w:sz="4" w:space="0" w:color="D0D5DD"/>
-            </w:tcBorders>
-            <w:shd w:val="clear" w:color="auto" w:fill="FFFFFF"/>
-            <w:tcMar>
-              <w:top w:w="100" w:type="dxa"/>
-              <w:left w:w="120" w:type="dxa"/>
-              <w:bottom w:w="100" w:type="dxa"/>
-              <w:right w:w="120" w:type="dxa"/>
-            </w:tcMar>
-            <w:vAlign w:val="center"/>
-          </w:tcPr>
-          <w:p/>
+        <w:tc>
+          <w:tcPr>
+            <w:tcW w:w="1700" w:type="dxa"/>
+            <w:shd w:val="clear" w:color="auto" w:fill="FFFFFF"/>
+          </w:tcPr>
+          <w:p>
+            <w:pPr>
+              <w:spacing w:before="40" w:after="40"/>
+            </w:pPr>
+            <w:r>
+              <w:rPr>
+                <w:b/>
+                <w:bCs/>
+                <w:sz w:val="18"/>
+              </w:rPr>
+              <w:t xml:space="preserve">Ryan Parsons</w:t>
+            </w:r>
+          </w:p>
+        </w:tc>
+        <w:tc>
+          <w:tcPr>
+            <w:tcW w:w="1900" w:type="dxa"/>
+            <w:shd w:val="clear" w:color="auto" w:fill="FFFFFF"/>
+          </w:tcPr>
+          <w:p>
+            <w:pPr>
+              <w:spacing w:before="40" w:after="40"/>
+            </w:pPr>
+            <w:r>
+              <w:rPr>
+                <w:sz w:val="18"/>
+              </w:rPr>
+              <w:t xml:space="preserve">CEO since May 2024</w:t>
+            </w:r>
+          </w:p>
+        </w:tc>
+        <w:tc>
+          <w:tcPr>
+            <w:tcW w:w="1900" w:type="dxa"/>
+            <w:shd w:val="clear" w:color="auto" w:fill="FFFFFF"/>
+          </w:tcPr>
+          <w:p>
+            <w:pPr>
+              <w:spacing w:before="40" w:after="40"/>
+            </w:pPr>
+            <w:r>
+              <w:rPr>
+                <w:color w:val="185FA5"/>
+                <w:sz w:val="16"/>
+              </w:rPr>
+              <w:t xml:space="preserve">brothersgutters</w:t>
+            </w:r>
+          </w:p>
+        </w:tc>
+        <w:tc>
+          <w:tcPr>
+            <w:tcW w:w="1700" w:type="dxa"/>
+            <w:shd w:val="clear" w:color="auto" w:fill="FFFFFF"/>
+          </w:tcPr>
+          <w:p>
+            <w:pPr>
+              <w:spacing w:before="40" w:after="40"/>
+            </w:pPr>
+            <w:r>
+              <w:rPr>
+                <w:sz w:val="16"/>
+              </w:rPr>
+              <w:t xml:space="preserve">—</w:t>
+            </w:r>
+          </w:p>
+        </w:tc>
+        <w:tc>
+          <w:tcPr>
+            <w:tcW w:w="1800" w:type="dxa"/>
+            <w:shd w:val="clear" w:color="auto" w:fill="FFFFFF"/>
+          </w:tcPr>
+          <w:p>
+            <w:pPr>
+              <w:spacing w:before="40" w:after="40"/>
+            </w:pPr>
+            <w:r>
+              <w:rPr>
+                <w:i/>
+                <w:iCs/>
+                <w:sz w:val="16"/>
+              </w:rPr>
+              <w:t xml:space="preserve"/>
+            </w:r>
+          </w:p>
         </w:tc>
       </w:tr>
       <w:tr>
-        <w:tblPrEx>
-          <w:tblCellMar>
-            <w:top w:w="0" w:type="dxa"/>
-            <w:bottom w:w="0" w:type="dxa"/>
-          </w:tblCellMar>
-        </w:tblPrEx>
-        <w:trPr>
-          <w:cantSplit/>
-        </w:trPr>
-        <w:tc>
-          <w:tcPr>
-            <w:tcW w:w="2500" w:type="dxa"/>
-            <w:tcBorders>
-              <w:top w:val="single" w:sz="4" w:space="0" w:color="D0D5DD"/>
-              <w:left w:val="single" w:sz="4" w:space="0" w:color="D0D5DD"/>
-              <w:bottom w:val="single" w:sz="4" w:space="0" w:color="D0D5DD"/>
-              <w:right w:val="single" w:sz="4" w:space="0" w:color="D0D5DD"/>
-            </w:tcBorders>
-            <w:shd w:val="clear" w:color="auto" w:fill="F5F6F8"/>
-            <w:tcMar>
-              <w:top w:w="100" w:type="dxa"/>
-              <w:left w:w="120" w:type="dxa"/>
-              <w:bottom w:w="100" w:type="dxa"/>
-              <w:right w:w="120" w:type="dxa"/>
-            </w:tcMar>
-            <w:vAlign w:val="center"/>
-          </w:tcPr>
-          <w:p>
-            <w:r>
-              <w:rPr>
-                <w:b/>
-                <w:bCs/>
-                <w:color w:val="1A2B3C"/>
-                <w:sz w:val="17"/>
-                <w:szCs w:val="17"/>
-              </w:rPr>
-              <w:t>Maid Brigade leadership</w:t>
-            </w:r>
-          </w:p>
-        </w:tc>
-        <w:tc>
-          <w:tcPr>
-            <w:tcW w:w="3000" w:type="dxa"/>
-            <w:tcBorders>
-              <w:top w:val="single" w:sz="4" w:space="0" w:color="D0D5DD"/>
-              <w:left w:val="single" w:sz="4" w:space="0" w:color="D0D5DD"/>
-              <w:bottom w:val="single" w:sz="4" w:space="0" w:color="D0D5DD"/>
-              <w:right w:val="single" w:sz="4" w:space="0" w:color="D0D5DD"/>
-            </w:tcBorders>
-            <w:shd w:val="clear" w:color="auto" w:fill="F5F6F8"/>
-            <w:tcMar>
-              <w:top w:w="100" w:type="dxa"/>
-              <w:left w:w="120" w:type="dxa"/>
-              <w:bottom w:w="100" w:type="dxa"/>
-              <w:right w:w="120" w:type="dxa"/>
-            </w:tcMar>
-            <w:vAlign w:val="center"/>
-          </w:tcPr>
-          <w:p>
-            <w:r>
-              <w:rPr>
-                <w:color w:val="3A4A5C"/>
-                <w:sz w:val="17"/>
-                <w:szCs w:val="17"/>
-              </w:rPr>
-              <w:t>Brand president (post-acquisition)</w:t>
-            </w:r>
-          </w:p>
-        </w:tc>
-        <w:tc>
-          <w:tcPr>
-            <w:tcW w:w="3500" w:type="dxa"/>
-            <w:tcBorders>
-              <w:top w:val="single" w:sz="4" w:space="0" w:color="D0D5DD"/>
-              <w:left w:val="single" w:sz="4" w:space="0" w:color="D0D5DD"/>
-              <w:bottom w:val="single" w:sz="4" w:space="0" w:color="D0D5DD"/>
-              <w:right w:val="single" w:sz="4" w:space="0" w:color="D0D5DD"/>
-            </w:tcBorders>
-            <w:shd w:val="clear" w:color="auto" w:fill="F5F6F8"/>
-            <w:tcMar>
-              <w:top w:w="100" w:type="dxa"/>
-              <w:left w:w="120" w:type="dxa"/>
-              <w:bottom w:w="100" w:type="dxa"/>
-              <w:right w:w="120" w:type="dxa"/>
-            </w:tcMar>
-            <w:vAlign w:val="center"/>
-          </w:tcPr>
-          <w:p>
-            <w:r>
-              <w:rPr>
-                <w:color w:val="3A4A5C"/>
-                <w:sz w:val="17"/>
-                <w:szCs w:val="17"/>
-              </w:rPr>
-              <w:t>Via Parsons referral</w:t>
-            </w:r>
-          </w:p>
-        </w:tc>
-        <w:tc>
-          <w:tcPr>
-            <w:tcW w:w="1080" w:type="dxa"/>
-            <w:tcBorders>
-              <w:top w:val="single" w:sz="4" w:space="0" w:color="D0D5DD"/>
-              <w:left w:val="single" w:sz="4" w:space="0" w:color="D0D5DD"/>
-              <w:bottom w:val="single" w:sz="4" w:space="0" w:color="D0D5DD"/>
-              <w:right w:val="single" w:sz="4" w:space="0" w:color="D0D5DD"/>
-            </w:tcBorders>
-            <w:shd w:val="clear" w:color="auto" w:fill="F5F6F8"/>
-            <w:tcMar>
-              <w:top w:w="100" w:type="dxa"/>
-              <w:left w:w="120" w:type="dxa"/>
-              <w:bottom w:w="100" w:type="dxa"/>
-              <w:right w:w="120" w:type="dxa"/>
-            </w:tcMar>
-            <w:vAlign w:val="center"/>
-          </w:tcPr>
-          <w:p/>
+        <w:tc>
+          <w:tcPr>
+            <w:tcW w:w="1700" w:type="dxa"/>
+            <w:shd w:val="clear" w:color="auto" w:fill="FFFFFF"/>
+          </w:tcPr>
+          <w:p>
+            <w:pPr>
+              <w:spacing w:before="40" w:after="40"/>
+            </w:pPr>
+            <w:r>
+              <w:rPr>
+                <w:b/>
+                <w:bCs/>
+                <w:sz w:val="18"/>
+              </w:rPr>
+              <w:t xml:space="preserve">Ken Parsons</w:t>
+            </w:r>
+          </w:p>
+        </w:tc>
+        <w:tc>
+          <w:tcPr>
+            <w:tcW w:w="1900" w:type="dxa"/>
+            <w:shd w:val="clear" w:color="auto" w:fill="FFFFFF"/>
+          </w:tcPr>
+          <w:p>
+            <w:pPr>
+              <w:spacing w:before="40" w:after="40"/>
+            </w:pPr>
+            <w:r>
+              <w:rPr>
+                <w:sz w:val="18"/>
+              </w:rPr>
+              <w:t xml:space="preserve">Co-founder Brothers + Evive board</w:t>
+            </w:r>
+          </w:p>
+        </w:tc>
+        <w:tc>
+          <w:tcPr>
+            <w:tcW w:w="1900" w:type="dxa"/>
+            <w:shd w:val="clear" w:color="auto" w:fill="FFFFFF"/>
+          </w:tcPr>
+          <w:p>
+            <w:pPr>
+              <w:spacing w:before="40" w:after="40"/>
+            </w:pPr>
+            <w:r>
+              <w:rPr>
+                <w:color w:val="185FA5"/>
+                <w:sz w:val="16"/>
+              </w:rPr>
+              <w:t xml:space="preserve">kenparsons-gwtb</w:t>
+            </w:r>
+          </w:p>
+        </w:tc>
+        <w:tc>
+          <w:tcPr>
+            <w:tcW w:w="1700" w:type="dxa"/>
+            <w:shd w:val="clear" w:color="auto" w:fill="FFFFFF"/>
+          </w:tcPr>
+          <w:p>
+            <w:pPr>
+              <w:spacing w:before="40" w:after="40"/>
+            </w:pPr>
+            <w:r>
+              <w:rPr>
+                <w:sz w:val="16"/>
+              </w:rPr>
+              <w:t xml:space="preserve">—</w:t>
+            </w:r>
+          </w:p>
+        </w:tc>
+        <w:tc>
+          <w:tcPr>
+            <w:tcW w:w="1800" w:type="dxa"/>
+            <w:shd w:val="clear" w:color="auto" w:fill="FFFFFF"/>
+          </w:tcPr>
+          <w:p>
+            <w:pPr>
+              <w:spacing w:before="40" w:after="40"/>
+            </w:pPr>
+            <w:r>
+              <w:rPr>
+                <w:i/>
+                <w:iCs/>
+                <w:sz w:val="16"/>
+              </w:rPr>
+              <w:t xml:space="preserve"/>
+            </w:r>
+          </w:p>
         </w:tc>
       </w:tr>
       <w:tr>
-        <w:tblPrEx>
-          <w:tblCellMar>
-            <w:top w:w="0" w:type="dxa"/>
-            <w:bottom w:w="0" w:type="dxa"/>
-          </w:tblCellMar>
-        </w:tblPrEx>
-        <w:trPr>
-          <w:cantSplit/>
-        </w:trPr>
-        <w:tc>
-          <w:tcPr>
-            <w:tcW w:w="2500" w:type="dxa"/>
-            <w:tcBorders>
-              <w:top w:val="single" w:sz="4" w:space="0" w:color="D0D5DD"/>
-              <w:left w:val="single" w:sz="4" w:space="0" w:color="D0D5DD"/>
-              <w:bottom w:val="single" w:sz="4" w:space="0" w:color="D0D5DD"/>
-              <w:right w:val="single" w:sz="4" w:space="0" w:color="D0D5DD"/>
-            </w:tcBorders>
-            <w:shd w:val="clear" w:color="auto" w:fill="FFFFFF"/>
-            <w:tcMar>
-              <w:top w:w="100" w:type="dxa"/>
-              <w:left w:w="120" w:type="dxa"/>
-              <w:bottom w:w="100" w:type="dxa"/>
-              <w:right w:w="120" w:type="dxa"/>
-            </w:tcMar>
-            <w:vAlign w:val="center"/>
-          </w:tcPr>
-          <w:p>
-            <w:r>
-              <w:rPr>
-                <w:b/>
-                <w:bCs/>
-                <w:color w:val="1A2B3C"/>
-                <w:sz w:val="17"/>
-                <w:szCs w:val="17"/>
-              </w:rPr>
-              <w:t>Riverside operating partner</w:t>
-            </w:r>
-          </w:p>
-        </w:tc>
-        <w:tc>
-          <w:tcPr>
-            <w:tcW w:w="3000" w:type="dxa"/>
-            <w:tcBorders>
-              <w:top w:val="single" w:sz="4" w:space="0" w:color="D0D5DD"/>
-              <w:left w:val="single" w:sz="4" w:space="0" w:color="D0D5DD"/>
-              <w:bottom w:val="single" w:sz="4" w:space="0" w:color="D0D5DD"/>
-              <w:right w:val="single" w:sz="4" w:space="0" w:color="D0D5DD"/>
-            </w:tcBorders>
-            <w:shd w:val="clear" w:color="auto" w:fill="FFFFFF"/>
-            <w:tcMar>
-              <w:top w:w="100" w:type="dxa"/>
-              <w:left w:w="120" w:type="dxa"/>
-              <w:bottom w:w="100" w:type="dxa"/>
-              <w:right w:w="120" w:type="dxa"/>
-            </w:tcMar>
-            <w:vAlign w:val="center"/>
-          </w:tcPr>
-          <w:p>
-            <w:r>
-              <w:rPr>
-                <w:color w:val="3A4A5C"/>
-                <w:sz w:val="17"/>
-                <w:szCs w:val="17"/>
-              </w:rPr>
-              <w:t>PE-level platform conversation</w:t>
-            </w:r>
-          </w:p>
-        </w:tc>
-        <w:tc>
-          <w:tcPr>
-            <w:tcW w:w="3500" w:type="dxa"/>
-            <w:tcBorders>
-              <w:top w:val="single" w:sz="4" w:space="0" w:color="D0D5DD"/>
-              <w:left w:val="single" w:sz="4" w:space="0" w:color="D0D5DD"/>
-              <w:bottom w:val="single" w:sz="4" w:space="0" w:color="D0D5DD"/>
-              <w:right w:val="single" w:sz="4" w:space="0" w:color="D0D5DD"/>
-            </w:tcBorders>
-            <w:shd w:val="clear" w:color="auto" w:fill="FFFFFF"/>
-            <w:tcMar>
-              <w:top w:w="100" w:type="dxa"/>
-              <w:left w:w="120" w:type="dxa"/>
-              <w:bottom w:w="100" w:type="dxa"/>
-              <w:right w:w="120" w:type="dxa"/>
-            </w:tcMar>
-            <w:vAlign w:val="center"/>
-          </w:tcPr>
-          <w:p>
-            <w:r>
-              <w:rPr>
-                <w:color w:val="3A4A5C"/>
-                <w:sz w:val="17"/>
-                <w:szCs w:val="17"/>
-              </w:rPr>
-              <w:t>Activate via GPSI team / CFO Garrett</w:t>
-            </w:r>
-          </w:p>
-        </w:tc>
-        <w:tc>
-          <w:tcPr>
-            <w:tcW w:w="1080" w:type="dxa"/>
-            <w:tcBorders>
-              <w:top w:val="single" w:sz="4" w:space="0" w:color="D0D5DD"/>
-              <w:left w:val="single" w:sz="4" w:space="0" w:color="D0D5DD"/>
-              <w:bottom w:val="single" w:sz="4" w:space="0" w:color="D0D5DD"/>
-              <w:right w:val="single" w:sz="4" w:space="0" w:color="D0D5DD"/>
-            </w:tcBorders>
-            <w:shd w:val="clear" w:color="auto" w:fill="FFFFFF"/>
-            <w:tcMar>
-              <w:top w:w="100" w:type="dxa"/>
-              <w:left w:w="120" w:type="dxa"/>
-              <w:bottom w:w="100" w:type="dxa"/>
-              <w:right w:w="120" w:type="dxa"/>
-            </w:tcMar>
-            <w:vAlign w:val="center"/>
-          </w:tcPr>
-          <w:p/>
+        <w:tc>
+          <w:tcPr>
+            <w:tcW w:w="1700" w:type="dxa"/>
+            <w:shd w:val="clear" w:color="auto" w:fill="FFFFFF"/>
+          </w:tcPr>
+          <w:p>
+            <w:pPr>
+              <w:spacing w:before="40" w:after="40"/>
+            </w:pPr>
+            <w:r>
+              <w:rPr>
+                <w:b/>
+                <w:bCs/>
+                <w:sz w:val="18"/>
+              </w:rPr>
+              <w:t xml:space="preserve">Chelle Watson</w:t>
+            </w:r>
+          </w:p>
+        </w:tc>
+        <w:tc>
+          <w:tcPr>
+            <w:tcW w:w="1900" w:type="dxa"/>
+            <w:shd w:val="clear" w:color="auto" w:fill="FFFFFF"/>
+          </w:tcPr>
+          <w:p>
+            <w:pPr>
+              <w:spacing w:before="40" w:after="40"/>
+            </w:pPr>
+            <w:r>
+              <w:rPr>
+                <w:sz w:val="18"/>
+              </w:rPr>
+              <w:t xml:space="preserve">VP Marketing - newest hire</w:t>
+            </w:r>
+          </w:p>
+        </w:tc>
+        <w:tc>
+          <w:tcPr>
+            <w:tcW w:w="1900" w:type="dxa"/>
+            <w:shd w:val="clear" w:color="auto" w:fill="FFFFFF"/>
+          </w:tcPr>
+          <w:p>
+            <w:pPr>
+              <w:spacing w:before="40" w:after="40"/>
+            </w:pPr>
+            <w:r>
+              <w:rPr>
+                <w:color w:val="185FA5"/>
+                <w:sz w:val="16"/>
+              </w:rPr>
+              <w:t xml:space="preserve">chelle-watson</w:t>
+            </w:r>
+          </w:p>
+        </w:tc>
+        <w:tc>
+          <w:tcPr>
+            <w:tcW w:w="1700" w:type="dxa"/>
+            <w:shd w:val="clear" w:color="auto" w:fill="FFFFFF"/>
+          </w:tcPr>
+          <w:p>
+            <w:pPr>
+              <w:spacing w:before="40" w:after="40"/>
+            </w:pPr>
+            <w:r>
+              <w:rPr>
+                <w:sz w:val="16"/>
+              </w:rPr>
+              <w:t xml:space="preserve">—</w:t>
+            </w:r>
+          </w:p>
+        </w:tc>
+        <w:tc>
+          <w:tcPr>
+            <w:tcW w:w="1800" w:type="dxa"/>
+            <w:shd w:val="clear" w:color="auto" w:fill="FFFFFF"/>
+          </w:tcPr>
+          <w:p>
+            <w:pPr>
+              <w:spacing w:before="40" w:after="40"/>
+            </w:pPr>
+            <w:r>
+              <w:rPr>
+                <w:i/>
+                <w:iCs/>
+                <w:sz w:val="16"/>
+              </w:rPr>
+              <w:t xml:space="preserve"/>
+            </w:r>
+          </w:p>
         </w:tc>
       </w:tr>
       <w:tr>
-        <w:tblPrEx>
-          <w:tblCellMar>
-            <w:top w:w="0" w:type="dxa"/>
-            <w:bottom w:w="0" w:type="dxa"/>
-          </w:tblCellMar>
-        </w:tblPrEx>
-        <w:trPr>
-          <w:cantSplit/>
-        </w:trPr>
-        <w:tc>
-          <w:tcPr>
-            <w:tcW w:w="2500" w:type="dxa"/>
-            <w:tcBorders>
-              <w:top w:val="single" w:sz="4" w:space="0" w:color="D0D5DD"/>
-              <w:left w:val="single" w:sz="4" w:space="0" w:color="D0D5DD"/>
-              <w:bottom w:val="single" w:sz="4" w:space="0" w:color="D0D5DD"/>
-              <w:right w:val="single" w:sz="4" w:space="0" w:color="D0D5DD"/>
-            </w:tcBorders>
-            <w:shd w:val="clear" w:color="auto" w:fill="F5F6F8"/>
-            <w:tcMar>
-              <w:top w:w="100" w:type="dxa"/>
-              <w:left w:w="120" w:type="dxa"/>
-              <w:bottom w:w="100" w:type="dxa"/>
-              <w:right w:w="120" w:type="dxa"/>
-            </w:tcMar>
-            <w:vAlign w:val="center"/>
-          </w:tcPr>
-          <w:p>
-            <w:proofErr w:type="spellStart"/>
-            <w:r>
-              <w:rPr>
-                <w:b/>
-                <w:bCs/>
-                <w:color w:val="1A2B3C"/>
-                <w:sz w:val="17"/>
-                <w:szCs w:val="17"/>
-              </w:rPr>
-              <w:t>Evive</w:t>
-            </w:r>
-            <w:proofErr w:type="spellEnd"/>
-            <w:r>
-              <w:rPr>
-                <w:b/>
-                <w:bCs/>
-                <w:color w:val="1A2B3C"/>
-                <w:sz w:val="17"/>
-                <w:szCs w:val="17"/>
-              </w:rPr>
-              <w:t xml:space="preserve"> brand presidents (5 others)</w:t>
-            </w:r>
-          </w:p>
-        </w:tc>
-        <w:tc>
-          <w:tcPr>
-            <w:tcW w:w="3000" w:type="dxa"/>
-            <w:tcBorders>
-              <w:top w:val="single" w:sz="4" w:space="0" w:color="D0D5DD"/>
-              <w:left w:val="single" w:sz="4" w:space="0" w:color="D0D5DD"/>
-              <w:bottom w:val="single" w:sz="4" w:space="0" w:color="D0D5DD"/>
-              <w:right w:val="single" w:sz="4" w:space="0" w:color="D0D5DD"/>
-            </w:tcBorders>
-            <w:shd w:val="clear" w:color="auto" w:fill="F5F6F8"/>
-            <w:tcMar>
-              <w:top w:w="100" w:type="dxa"/>
-              <w:left w:w="120" w:type="dxa"/>
-              <w:bottom w:w="100" w:type="dxa"/>
-              <w:right w:w="120" w:type="dxa"/>
-            </w:tcMar>
-            <w:vAlign w:val="center"/>
-          </w:tcPr>
-          <w:p>
-            <w:r>
-              <w:rPr>
-                <w:color w:val="3A4A5C"/>
-                <w:sz w:val="17"/>
-                <w:szCs w:val="17"/>
-              </w:rPr>
-              <w:t>Brand-level FSM decision-makers</w:t>
-            </w:r>
-          </w:p>
-        </w:tc>
-        <w:tc>
-          <w:tcPr>
-            <w:tcW w:w="3500" w:type="dxa"/>
-            <w:tcBorders>
-              <w:top w:val="single" w:sz="4" w:space="0" w:color="D0D5DD"/>
-              <w:left w:val="single" w:sz="4" w:space="0" w:color="D0D5DD"/>
-              <w:bottom w:val="single" w:sz="4" w:space="0" w:color="D0D5DD"/>
-              <w:right w:val="single" w:sz="4" w:space="0" w:color="D0D5DD"/>
-            </w:tcBorders>
-            <w:shd w:val="clear" w:color="auto" w:fill="F5F6F8"/>
-            <w:tcMar>
-              <w:top w:w="100" w:type="dxa"/>
-              <w:left w:w="120" w:type="dxa"/>
-              <w:bottom w:w="100" w:type="dxa"/>
-              <w:right w:w="120" w:type="dxa"/>
-            </w:tcMar>
-            <w:vAlign w:val="center"/>
-          </w:tcPr>
-          <w:p>
-            <w:r>
-              <w:rPr>
-                <w:color w:val="3A4A5C"/>
-                <w:sz w:val="17"/>
-                <w:szCs w:val="17"/>
-              </w:rPr>
-              <w:t>Sequence after Parsons + Riverside alignment</w:t>
-            </w:r>
-          </w:p>
-        </w:tc>
-        <w:tc>
-          <w:tcPr>
-            <w:tcW w:w="1080" w:type="dxa"/>
-            <w:tcBorders>
-              <w:top w:val="single" w:sz="4" w:space="0" w:color="D0D5DD"/>
-              <w:left w:val="single" w:sz="4" w:space="0" w:color="D0D5DD"/>
-              <w:bottom w:val="single" w:sz="4" w:space="0" w:color="D0D5DD"/>
-              <w:right w:val="single" w:sz="4" w:space="0" w:color="D0D5DD"/>
-            </w:tcBorders>
-            <w:shd w:val="clear" w:color="auto" w:fill="F5F6F8"/>
-            <w:tcMar>
-              <w:top w:w="100" w:type="dxa"/>
-              <w:left w:w="120" w:type="dxa"/>
-              <w:bottom w:w="100" w:type="dxa"/>
-              <w:right w:w="120" w:type="dxa"/>
-            </w:tcMar>
-            <w:vAlign w:val="center"/>
-          </w:tcPr>
-          <w:p/>
+        <w:tc>
+          <w:tcPr>
+            <w:tcW w:w="1700" w:type="dxa"/>
+            <w:shd w:val="clear" w:color="auto" w:fill="FFFFFF"/>
+          </w:tcPr>
+          <w:p>
+            <w:pPr>
+              <w:spacing w:before="40" w:after="40"/>
+            </w:pPr>
+            <w:r>
+              <w:rPr>
+                <w:b/>
+                <w:bCs/>
+                <w:sz w:val="18"/>
+              </w:rPr>
+              <w:t xml:space="preserve">Joe Lee</w:t>
+            </w:r>
+          </w:p>
+        </w:tc>
+        <w:tc>
+          <w:tcPr>
+            <w:tcW w:w="1900" w:type="dxa"/>
+            <w:shd w:val="clear" w:color="auto" w:fill="FFFFFF"/>
+          </w:tcPr>
+          <w:p>
+            <w:pPr>
+              <w:spacing w:before="40" w:after="40"/>
+            </w:pPr>
+            <w:r>
+              <w:rPr>
+                <w:sz w:val="18"/>
+              </w:rPr>
+              <w:t xml:space="preserve">Riverside Co Senior Partner / PE backer</w:t>
+            </w:r>
+          </w:p>
+        </w:tc>
+        <w:tc>
+          <w:tcPr>
+            <w:tcW w:w="1900" w:type="dxa"/>
+            <w:shd w:val="clear" w:color="auto" w:fill="FFFFFF"/>
+          </w:tcPr>
+          <w:p>
+            <w:pPr>
+              <w:spacing w:before="40" w:after="40"/>
+            </w:pPr>
+            <w:r>
+              <w:rPr>
+                <w:color w:val="185FA5"/>
+                <w:sz w:val="16"/>
+              </w:rPr>
+              <w:t xml:space="preserve">joe-lee-riverside</w:t>
+            </w:r>
+          </w:p>
+        </w:tc>
+        <w:tc>
+          <w:tcPr>
+            <w:tcW w:w="1700" w:type="dxa"/>
+            <w:shd w:val="clear" w:color="auto" w:fill="FFFFFF"/>
+          </w:tcPr>
+          <w:p>
+            <w:pPr>
+              <w:spacing w:before="40" w:after="40"/>
+            </w:pPr>
+            <w:r>
+              <w:rPr>
+                <w:sz w:val="16"/>
+              </w:rPr>
+              <w:t xml:space="preserve">—</w:t>
+            </w:r>
+          </w:p>
+        </w:tc>
+        <w:tc>
+          <w:tcPr>
+            <w:tcW w:w="1800" w:type="dxa"/>
+            <w:shd w:val="clear" w:color="auto" w:fill="FFFFFF"/>
+          </w:tcPr>
+          <w:p>
+            <w:pPr>
+              <w:spacing w:before="40" w:after="40"/>
+            </w:pPr>
+            <w:r>
+              <w:rPr>
+                <w:i/>
+                <w:iCs/>
+                <w:sz w:val="16"/>
+              </w:rPr>
+              <w:t xml:space="preserve"/>
+            </w:r>
+          </w:p>
+        </w:tc>
+      </w:tr>
+      <w:tr>
+        <w:tc>
+          <w:tcPr>
+            <w:tcW w:w="1700" w:type="dxa"/>
+            <w:shd w:val="clear" w:color="auto" w:fill="FFFFFF"/>
+          </w:tcPr>
+          <w:p>
+            <w:pPr>
+              <w:spacing w:before="40" w:after="40"/>
+            </w:pPr>
+            <w:r>
+              <w:rPr>
+                <w:b/>
+                <w:bCs/>
+                <w:sz w:val="18"/>
+              </w:rPr>
+              <w:t xml:space="preserve">Juliet Diiorio</w:t>
+            </w:r>
+          </w:p>
+        </w:tc>
+        <w:tc>
+          <w:tcPr>
+            <w:tcW w:w="1900" w:type="dxa"/>
+            <w:shd w:val="clear" w:color="auto" w:fill="FFFFFF"/>
+          </w:tcPr>
+          <w:p>
+            <w:pPr>
+              <w:spacing w:before="40" w:after="40"/>
+            </w:pPr>
+            <w:r>
+              <w:rPr>
+                <w:sz w:val="18"/>
+              </w:rPr>
+              <w:t xml:space="preserve">LEFT Threshold for Senior Helpers - was helpful pre-2026 tra</w:t>
+            </w:r>
+          </w:p>
+        </w:tc>
+        <w:tc>
+          <w:tcPr>
+            <w:tcW w:w="1900" w:type="dxa"/>
+            <w:shd w:val="clear" w:color="auto" w:fill="FFFFFF"/>
+          </w:tcPr>
+          <w:p>
+            <w:pPr>
+              <w:spacing w:before="40" w:after="40"/>
+            </w:pPr>
+            <w:r>
+              <w:rPr>
+                <w:color w:val="185FA5"/>
+                <w:sz w:val="16"/>
+              </w:rPr>
+              <w:t xml:space="preserve">julietdiiorio</w:t>
+            </w:r>
+          </w:p>
+        </w:tc>
+        <w:tc>
+          <w:tcPr>
+            <w:tcW w:w="1700" w:type="dxa"/>
+            <w:shd w:val="clear" w:color="auto" w:fill="FFFFFF"/>
+          </w:tcPr>
+          <w:p>
+            <w:pPr>
+              <w:spacing w:before="40" w:after="40"/>
+            </w:pPr>
+            <w:r>
+              <w:rPr>
+                <w:sz w:val="16"/>
+              </w:rPr>
+              <w:t xml:space="preserve">—</w:t>
+            </w:r>
+          </w:p>
+        </w:tc>
+        <w:tc>
+          <w:tcPr>
+            <w:tcW w:w="1800" w:type="dxa"/>
+            <w:shd w:val="clear" w:color="auto" w:fill="FFFFFF"/>
+          </w:tcPr>
+          <w:p>
+            <w:pPr>
+              <w:spacing w:before="40" w:after="40"/>
+            </w:pPr>
+            <w:r>
+              <w:rPr>
+                <w:i/>
+                <w:iCs/>
+                <w:sz w:val="16"/>
+              </w:rPr>
+              <w:t xml:space="preserve"/>
+            </w:r>
+          </w:p>
+        </w:tc>
+      </w:tr>
+      <w:tr>
+        <w:tc>
+          <w:tcPr>
+            <w:tcW w:w="1700" w:type="dxa"/>
+            <w:shd w:val="clear" w:color="auto" w:fill="FFFFFF"/>
+          </w:tcPr>
+          <w:p>
+            <w:pPr>
+              <w:spacing w:before="40" w:after="40"/>
+            </w:pPr>
+            <w:r>
+              <w:rPr>
+                <w:b/>
+                <w:bCs/>
+                <w:sz w:val="18"/>
+              </w:rPr>
+              <w:t xml:space="preserve">Brothers That Just Do Gutters: Ryan + Ken Parsons</w:t>
+            </w:r>
+          </w:p>
+        </w:tc>
+        <w:tc>
+          <w:tcPr>
+            <w:tcW w:w="1900" w:type="dxa"/>
+            <w:shd w:val="clear" w:color="auto" w:fill="FFFFFF"/>
+          </w:tcPr>
+          <w:p>
+            <w:pPr>
+              <w:spacing w:before="40" w:after="40"/>
+            </w:pPr>
+            <w:r>
+              <w:rPr>
+                <w:sz w:val="18"/>
+              </w:rPr>
+              <w:t xml:space="preserve">founders</w:t>
+            </w:r>
+          </w:p>
+        </w:tc>
+        <w:tc>
+          <w:tcPr>
+            <w:tcW w:w="1900" w:type="dxa"/>
+            <w:shd w:val="clear" w:color="auto" w:fill="FFFFFF"/>
+          </w:tcPr>
+          <w:p>
+            <w:pPr>
+              <w:spacing w:before="40" w:after="40"/>
+            </w:pPr>
+            <w:r>
+              <w:rPr>
+                <w:color w:val="185FA5"/>
+                <w:sz w:val="16"/>
+              </w:rPr>
+              <w:t xml:space="preserve"/>
+            </w:r>
+          </w:p>
+        </w:tc>
+        <w:tc>
+          <w:tcPr>
+            <w:tcW w:w="1700" w:type="dxa"/>
+            <w:shd w:val="clear" w:color="auto" w:fill="FFFFFF"/>
+          </w:tcPr>
+          <w:p>
+            <w:pPr>
+              <w:spacing w:before="40" w:after="40"/>
+            </w:pPr>
+            <w:r>
+              <w:rPr>
+                <w:sz w:val="16"/>
+              </w:rPr>
+              <w:t xml:space="preserve">—</w:t>
+            </w:r>
+          </w:p>
+        </w:tc>
+        <w:tc>
+          <w:tcPr>
+            <w:tcW w:w="1800" w:type="dxa"/>
+            <w:shd w:val="clear" w:color="auto" w:fill="FFFFFF"/>
+          </w:tcPr>
+          <w:p>
+            <w:pPr>
+              <w:spacing w:before="40" w:after="40"/>
+            </w:pPr>
+            <w:r>
+              <w:rPr>
+                <w:i/>
+                <w:iCs/>
+                <w:sz w:val="16"/>
+              </w:rPr>
+              <w:t xml:space="preserve"/>
+            </w:r>
+          </w:p>
+        </w:tc>
+      </w:tr>
+      <w:tr>
+        <w:tc>
+          <w:tcPr>
+            <w:tcW w:w="1700" w:type="dxa"/>
+            <w:shd w:val="clear" w:color="auto" w:fill="FFFFFF"/>
+          </w:tcPr>
+          <w:p>
+            <w:pPr>
+              <w:spacing w:before="40" w:after="40"/>
+            </w:pPr>
+            <w:r>
+              <w:rPr>
+                <w:b/>
+                <w:bCs/>
+                <w:sz w:val="18"/>
+              </w:rPr>
+              <w:t xml:space="preserve">Executive Home Care: Kevin</w:t>
+            </w:r>
+          </w:p>
+        </w:tc>
+        <w:tc>
+          <w:tcPr>
+            <w:tcW w:w="1900" w:type="dxa"/>
+            <w:shd w:val="clear" w:color="auto" w:fill="FFFFFF"/>
+          </w:tcPr>
+          <w:p>
+            <w:pPr>
+              <w:spacing w:before="40" w:after="40"/>
+            </w:pPr>
+            <w:r>
+              <w:rPr>
+                <w:sz w:val="18"/>
+              </w:rPr>
+              <w:t xml:space="preserve">CEO featured in Evive social posts</w:t>
+            </w:r>
+          </w:p>
+        </w:tc>
+        <w:tc>
+          <w:tcPr>
+            <w:tcW w:w="1900" w:type="dxa"/>
+            <w:shd w:val="clear" w:color="auto" w:fill="FFFFFF"/>
+          </w:tcPr>
+          <w:p>
+            <w:pPr>
+              <w:spacing w:before="40" w:after="40"/>
+            </w:pPr>
+            <w:r>
+              <w:rPr>
+                <w:color w:val="185FA5"/>
+                <w:sz w:val="16"/>
+              </w:rPr>
+              <w:t xml:space="preserve"/>
+            </w:r>
+          </w:p>
+        </w:tc>
+        <w:tc>
+          <w:tcPr>
+            <w:tcW w:w="1700" w:type="dxa"/>
+            <w:shd w:val="clear" w:color="auto" w:fill="FFFFFF"/>
+          </w:tcPr>
+          <w:p>
+            <w:pPr>
+              <w:spacing w:before="40" w:after="40"/>
+            </w:pPr>
+            <w:r>
+              <w:rPr>
+                <w:sz w:val="16"/>
+              </w:rPr>
+              <w:t xml:space="preserve">—</w:t>
+            </w:r>
+          </w:p>
+        </w:tc>
+        <w:tc>
+          <w:tcPr>
+            <w:tcW w:w="1800" w:type="dxa"/>
+            <w:shd w:val="clear" w:color="auto" w:fill="FFFFFF"/>
+          </w:tcPr>
+          <w:p>
+            <w:pPr>
+              <w:spacing w:before="40" w:after="40"/>
+            </w:pPr>
+            <w:r>
+              <w:rPr>
+                <w:i/>
+                <w:iCs/>
+                <w:sz w:val="16"/>
+              </w:rPr>
+              <w:t xml:space="preserve"/>
+            </w:r>
+          </w:p>
+        </w:tc>
+      </w:tr>
+      <w:tr>
+        <w:tc>
+          <w:tcPr>
+            <w:tcW w:w="1700" w:type="dxa"/>
+            <w:shd w:val="clear" w:color="auto" w:fill="FFFFFF"/>
+          </w:tcPr>
+          <w:p>
+            <w:pPr>
+              <w:spacing w:before="40" w:after="40"/>
+            </w:pPr>
+            <w:r>
+              <w:rPr>
+                <w:b/>
+                <w:bCs/>
+                <w:sz w:val="18"/>
+              </w:rPr>
+              <w:t xml:space="preserve">Assisted Living Locators: Angela</w:t>
+            </w:r>
+          </w:p>
+        </w:tc>
+        <w:tc>
+          <w:tcPr>
+            <w:tcW w:w="1900" w:type="dxa"/>
+            <w:shd w:val="clear" w:color="auto" w:fill="FFFFFF"/>
+          </w:tcPr>
+          <w:p>
+            <w:pPr>
+              <w:spacing w:before="40" w:after="40"/>
+            </w:pPr>
+            <w:r>
+              <w:rPr>
+                <w:sz w:val="18"/>
+              </w:rPr>
+              <w:t xml:space="preserve">founder</w:t>
+            </w:r>
+          </w:p>
+        </w:tc>
+        <w:tc>
+          <w:tcPr>
+            <w:tcW w:w="1900" w:type="dxa"/>
+            <w:shd w:val="clear" w:color="auto" w:fill="FFFFFF"/>
+          </w:tcPr>
+          <w:p>
+            <w:pPr>
+              <w:spacing w:before="40" w:after="40"/>
+            </w:pPr>
+            <w:r>
+              <w:rPr>
+                <w:color w:val="185FA5"/>
+                <w:sz w:val="16"/>
+              </w:rPr>
+              <w:t xml:space="preserve"/>
+            </w:r>
+          </w:p>
+        </w:tc>
+        <w:tc>
+          <w:tcPr>
+            <w:tcW w:w="1700" w:type="dxa"/>
+            <w:shd w:val="clear" w:color="auto" w:fill="FFFFFF"/>
+          </w:tcPr>
+          <w:p>
+            <w:pPr>
+              <w:spacing w:before="40" w:after="40"/>
+            </w:pPr>
+            <w:r>
+              <w:rPr>
+                <w:sz w:val="16"/>
+              </w:rPr>
+              <w:t xml:space="preserve">—</w:t>
+            </w:r>
+          </w:p>
+        </w:tc>
+        <w:tc>
+          <w:tcPr>
+            <w:tcW w:w="1800" w:type="dxa"/>
+            <w:shd w:val="clear" w:color="auto" w:fill="FFFFFF"/>
+          </w:tcPr>
+          <w:p>
+            <w:pPr>
+              <w:spacing w:before="40" w:after="40"/>
+            </w:pPr>
+            <w:r>
+              <w:rPr>
+                <w:i/>
+                <w:iCs/>
+                <w:sz w:val="16"/>
+              </w:rPr>
+              <w:t xml:space="preserve"/>
+            </w:r>
+          </w:p>
+        </w:tc>
+      </w:tr>
+      <w:tr>
+        <w:tc>
+          <w:tcPr>
+            <w:tcW w:w="1700" w:type="dxa"/>
+            <w:shd w:val="clear" w:color="auto" w:fill="FFFFFF"/>
+          </w:tcPr>
+          <w:p>
+            <w:pPr>
+              <w:spacing w:before="40" w:after="40"/>
+            </w:pPr>
+            <w:r>
+              <w:rPr>
+                <w:b/>
+                <w:bCs/>
+                <w:sz w:val="18"/>
+              </w:rPr>
+              <w:t xml:space="preserve">Grasons Estate Sales: Christian Campbell</w:t>
+            </w:r>
+          </w:p>
+        </w:tc>
+        <w:tc>
+          <w:tcPr>
+            <w:tcW w:w="1900" w:type="dxa"/>
+            <w:shd w:val="clear" w:color="auto" w:fill="FFFFFF"/>
+          </w:tcPr>
+          <w:p>
+            <w:pPr>
+              <w:spacing w:before="40" w:after="40"/>
+            </w:pPr>
+            <w:r>
+              <w:rPr>
+                <w:sz w:val="18"/>
+              </w:rPr>
+              <w:t xml:space="preserve">founder + EHC franchisee path</w:t>
+            </w:r>
+          </w:p>
+        </w:tc>
+        <w:tc>
+          <w:tcPr>
+            <w:tcW w:w="1900" w:type="dxa"/>
+            <w:shd w:val="clear" w:color="auto" w:fill="FFFFFF"/>
+          </w:tcPr>
+          <w:p>
+            <w:pPr>
+              <w:spacing w:before="40" w:after="40"/>
+            </w:pPr>
+            <w:r>
+              <w:rPr>
+                <w:color w:val="185FA5"/>
+                <w:sz w:val="16"/>
+              </w:rPr>
+              <w:t xml:space="preserve"/>
+            </w:r>
+          </w:p>
+        </w:tc>
+        <w:tc>
+          <w:tcPr>
+            <w:tcW w:w="1700" w:type="dxa"/>
+            <w:shd w:val="clear" w:color="auto" w:fill="FFFFFF"/>
+          </w:tcPr>
+          <w:p>
+            <w:pPr>
+              <w:spacing w:before="40" w:after="40"/>
+            </w:pPr>
+            <w:r>
+              <w:rPr>
+                <w:sz w:val="16"/>
+              </w:rPr>
+              <w:t xml:space="preserve">—</w:t>
+            </w:r>
+          </w:p>
+        </w:tc>
+        <w:tc>
+          <w:tcPr>
+            <w:tcW w:w="1800" w:type="dxa"/>
+            <w:shd w:val="clear" w:color="auto" w:fill="FFFFFF"/>
+          </w:tcPr>
+          <w:p>
+            <w:pPr>
+              <w:spacing w:before="40" w:after="40"/>
+            </w:pPr>
+            <w:r>
+              <w:rPr>
+                <w:i/>
+                <w:iCs/>
+                <w:sz w:val="16"/>
+              </w:rPr>
+              <w:t xml:space="preserve"/>
+            </w:r>
+          </w:p>
         </w:tc>
       </w:tr>
     </w:tbl>
     <w:p>
       <w:pPr>
-        <w:spacing w:before="180" w:after="80"/>
+        <w:pStyle w:val="Heading1"/>
       </w:pPr>
       <w:r>
-        <w:rPr>
-          <w:b/>
-          <w:bCs/>
-          <w:color w:val="1A2B3C"/>
-          <w:sz w:val="22"/>
-          <w:szCs w:val="22"/>
-        </w:rPr>
-        <w:t>How I see this playing out</w:t>
+        <w:t xml:space="preserve">📞 Outreach plan &amp; sequencing — IN DEVELOPMENT</w:t>
       </w:r>
     </w:p>
+    <w:tbl>
+      <w:tblPr>
+        <w:tblW w:w="9000" w:type="dxa"/>
+        <w:tblBorders>
+          <w:top w:val="single" w:sz="4" w:space="0" w:color="D97706"/>
+          <w:left w:val="single" w:sz="4" w:space="0" w:color="D97706"/>
+          <w:bottom w:val="single" w:sz="4" w:space="0" w:color="D97706"/>
+          <w:right w:val="single" w:sz="4" w:space="0" w:color="D97706"/>
+        </w:tblBorders>
+      </w:tblPr>
+      <w:tblGrid>
+        <w:gridCol w:w="9000"/>
+      </w:tblGrid>
+      <w:tr>
+        <w:tc>
+          <w:tcPr>
+            <w:tcW w:w="9000" w:type="dxa"/>
+            <w:shd w:val="clear" w:color="auto" w:fill="FEF3C7"/>
+          </w:tcPr>
+          <w:p>
+            <w:pPr>
+              <w:spacing w:before="80" w:after="80"/>
+            </w:pPr>
+            <w:r>
+              <w:rPr>
+                <w:b/>
+                <w:bCs/>
+                <w:color w:val="92400E"/>
+              </w:rPr>
+              <w:t xml:space="preserve">Status: </w:t>
+            </w:r>
+            <w:r>
+              <w:t xml:space="preserve">Working with Becky (GPS Insight Marketing) on a coordinated warm marketing touch plan that sequences outreach against the contacts above using Alumni Crossover v19 warm anchors. Will populate as deliverables land. Live entries in Master CRM v15.36 Engagement Log (#79–83).</w:t>
+            </w:r>
+          </w:p>
+        </w:tc>
+      </w:tr>
+    </w:tbl>
     <w:p>
       <w:pPr>
-        <w:spacing w:after="100"/>
+        <w:spacing w:before="80" w:after="80"/>
       </w:pPr>
       <w:r>
         <w:rPr>
@@ -6237,79 +5613,44 @@
           <w:bCs/>
           <w:color w:val="1A2B3C"/>
         </w:rPr>
-        <w:t xml:space="preserve">Step 1. </w:t>
-      </w:r>
-      <w:r>
-        <w:rPr>
-          <w:color w:val="3A4A5C"/>
-        </w:rPr>
-        <w:t>Ryan Parsons direct conversation — frame momentum with Brothers Gutters under new SB contract. Surface Maid Brigade opportunity and remaining brands.</w:t>
+        <w:t xml:space="preserve">Inputs needed from GPS Insight team:</w:t>
       </w:r>
     </w:p>
     <w:p>
       <w:pPr>
-        <w:spacing w:after="100"/>
+        <w:spacing w:before="40" w:after="40"/>
+        <w:ind w:left="360" w:hanging="360"/>
       </w:pPr>
       <w:r>
-        <w:rPr>
-          <w:b/>
-          <w:bCs/>
-          <w:color w:val="1A2B3C"/>
-        </w:rPr>
-        <w:t xml:space="preserve">Step 2. </w:t>
+        <w:t xml:space="preserve">• </w:t>
       </w:r>
       <w:r>
-        <w:rPr>
-          <w:color w:val="3A4A5C"/>
-        </w:rPr>
-        <w:t>Maid Brigade brand president introduction (via Parsons) — fresh acquisition, FSM decision still open, lower switching cost.</w:t>
+        <w:t xml:space="preserve">Alumni hits in column J of Alumni Crossover v19 (alma mater matches)</w:t>
       </w:r>
     </w:p>
     <w:p>
       <w:pPr>
-        <w:spacing w:after="100"/>
+        <w:spacing w:before="40" w:after="40"/>
+        <w:ind w:left="360" w:hanging="360"/>
       </w:pPr>
       <w:r>
-        <w:rPr>
-          <w:b/>
-          <w:bCs/>
-          <w:color w:val="1A2B3C"/>
-        </w:rPr>
-        <w:t xml:space="preserve">Step 3. </w:t>
+        <w:t xml:space="preserve">• </w:t>
       </w:r>
       <w:r>
-        <w:rPr>
-          <w:color w:val="3A4A5C"/>
-        </w:rPr>
-        <w:t>Riverside operating partner introduction (via GPSI team / CFO Garrett) — PE-level VCI conversation about platform standardization.</w:t>
+        <w:t xml:space="preserve">LinkedIn 1st-degree mutual connections — click each LinkedIn URL above</w:t>
       </w:r>
     </w:p>
     <w:p>
       <w:pPr>
-        <w:spacing w:after="100"/>
+        <w:spacing w:before="40" w:after="40"/>
+        <w:ind w:left="360" w:hanging="360"/>
       </w:pPr>
       <w:r>
-        <w:rPr>
-          <w:b/>
-          <w:bCs/>
-          <w:color w:val="1A2B3C"/>
-        </w:rPr>
-        <w:t xml:space="preserve">Step 4. </w:t>
+        <w:t xml:space="preserve">• </w:t>
       </w:r>
       <w:r>
-        <w:rPr>
-          <w:color w:val="3A4A5C"/>
-        </w:rPr>
-        <w:t>Brand-level rollout sequencing — once Riverside aligned, work through 5 remaining brand presidents in priority order.</w:t>
+        <w:t xml:space="preserve">Verification of any flagged status changes before sequencing</w:t>
       </w:r>
-    </w:p>
-    <w:p>
-      <w:pPr>
-        <w:pBdr>
-          <w:bottom w:val="single" w:sz="6" w:space="1" w:color="185FA5"/>
-        </w:pBdr>
-        <w:spacing w:after="200"/>
-      </w:pPr>
     </w:p>
     <w:p>
       <w:pPr>
@@ -6376,59 +5717,15 @@
                 <w:sz w:val="22"/>
                 <w:szCs w:val="22"/>
               </w:rPr>
-              <w:t xml:space="preserve">My read on </w:t>
-            </w:r>
-            <w:proofErr w:type="spellStart"/>
-            <w:r>
-              <w:rPr>
-                <w:b/>
-                <w:bCs/>
-                <w:color w:val="1A2B3C"/>
-                <w:sz w:val="22"/>
-                <w:szCs w:val="22"/>
-              </w:rPr>
-              <w:t>Evive</w:t>
-            </w:r>
-            <w:proofErr w:type="spellEnd"/>
-            <w:r>
-              <w:rPr>
-                <w:b/>
-                <w:bCs/>
-                <w:color w:val="1A2B3C"/>
-                <w:sz w:val="22"/>
-                <w:szCs w:val="22"/>
-              </w:rPr>
-              <w:t xml:space="preserve"> Brands's FSM landscape</w:t>
-            </w:r>
-          </w:p>
-          <w:p>
-            <w:proofErr w:type="spellStart"/>
+              <w:t>My read on Evive Brands's FSM landscape</w:t>
+            </w:r>
+          </w:p>
+          <w:p>
             <w:r>
               <w:rPr>
                 <w:color w:val="3A4A5C"/>
               </w:rPr>
-              <w:t>Evive's</w:t>
-            </w:r>
-            <w:proofErr w:type="spellEnd"/>
-            <w:r>
-              <w:rPr>
-                <w:color w:val="3A4A5C"/>
-              </w:rPr>
-              <w:t xml:space="preserve"> competitive landscape is the friendliest in the P2 set. </w:t>
-            </w:r>
-            <w:proofErr w:type="spellStart"/>
-            <w:r>
-              <w:rPr>
-                <w:color w:val="3A4A5C"/>
-              </w:rPr>
-              <w:t>ServiceBridge</w:t>
-            </w:r>
-            <w:proofErr w:type="spellEnd"/>
-            <w:r>
-              <w:rPr>
-                <w:color w:val="3A4A5C"/>
-              </w:rPr>
-              <w:t xml:space="preserve"> is the proven incumbent in Brothers Gutters and growing. Maid Brigade hasn't standardized yet. The remaining brands are mixed at the franchisee level. There's no single dominant competitor across the portfolio — the vacancy is the opportunity. The risk isn't displacement; it's slow expansion if we don't move quickly to lock the rest of the portfolio.</w:t>
+              <w:t>Evive's competitive landscape is the friendliest in the P2 set. ServiceBridge is the proven incumbent in Brothers Gutters and growing. Maid Brigade hasn't standardized yet. The remaining brands are mixed at the franchisee level. There's no single dominant competitor across the portfolio — the vacancy is the opportunity. The risk isn't displacement; it's slow expansion if we don't move quickly to lock the rest of the portfolio.</w:t>
             </w:r>
           </w:p>
         </w:tc>
@@ -6682,7 +5979,6 @@
             <w:vAlign w:val="center"/>
           </w:tcPr>
           <w:p>
-            <w:proofErr w:type="spellStart"/>
             <w:r>
               <w:rPr>
                 <w:b/>
@@ -6691,18 +5987,7 @@
                 <w:sz w:val="17"/>
                 <w:szCs w:val="17"/>
               </w:rPr>
-              <w:t>ServiceBridge</w:t>
-            </w:r>
-            <w:proofErr w:type="spellEnd"/>
-            <w:r>
-              <w:rPr>
-                <w:b/>
-                <w:bCs/>
-                <w:color w:val="1A2B3C"/>
-                <w:sz w:val="17"/>
-                <w:szCs w:val="17"/>
-              </w:rPr>
-              <w:t xml:space="preserve"> (43%)</w:t>
+              <w:t>ServiceBridge (43%)</w:t>
             </w:r>
           </w:p>
         </w:tc>
@@ -6889,18 +6174,8 @@
                 <w:sz w:val="17"/>
                 <w:szCs w:val="17"/>
               </w:rPr>
-              <w:t xml:space="preserve">OPPORTUNITY · Greenfield within </w:t>
-            </w:r>
-            <w:proofErr w:type="spellStart"/>
-            <w:r>
-              <w:rPr>
-                <w:color w:val="1A2B3C"/>
-                <w:sz w:val="17"/>
-                <w:szCs w:val="17"/>
-              </w:rPr>
-              <w:t>Evive</w:t>
-            </w:r>
-            <w:proofErr w:type="spellEnd"/>
+              <w:t>OPPORTUNITY · Greenfield within Evive</w:t>
+            </w:r>
           </w:p>
         </w:tc>
       </w:tr>
@@ -7070,29 +6345,7 @@
                 <w:sz w:val="17"/>
                 <w:szCs w:val="17"/>
               </w:rPr>
-              <w:t xml:space="preserve">Other </w:t>
-            </w:r>
-            <w:proofErr w:type="spellStart"/>
-            <w:r>
-              <w:rPr>
-                <w:b/>
-                <w:bCs/>
-                <w:color w:val="1A2B3C"/>
-                <w:sz w:val="17"/>
-                <w:szCs w:val="17"/>
-              </w:rPr>
-              <w:t>Evive</w:t>
-            </w:r>
-            <w:proofErr w:type="spellEnd"/>
-            <w:r>
-              <w:rPr>
-                <w:b/>
-                <w:bCs/>
-                <w:color w:val="1A2B3C"/>
-                <w:sz w:val="17"/>
-                <w:szCs w:val="17"/>
-              </w:rPr>
-              <w:t xml:space="preserve"> brands (4)</w:t>
+              <w:t>Other Evive brands (4)</w:t>
             </w:r>
           </w:p>
         </w:tc>
@@ -7438,23 +6691,13 @@
             <w:vAlign w:val="center"/>
           </w:tcPr>
           <w:p>
-            <w:proofErr w:type="spellStart"/>
             <w:r>
               <w:rPr>
                 <w:color w:val="3A4A5C"/>
                 <w:sz w:val="17"/>
                 <w:szCs w:val="17"/>
               </w:rPr>
-              <w:t>Evive</w:t>
-            </w:r>
-            <w:proofErr w:type="spellEnd"/>
-            <w:r>
-              <w:rPr>
-                <w:color w:val="3A4A5C"/>
-                <w:sz w:val="17"/>
-                <w:szCs w:val="17"/>
-              </w:rPr>
-              <w:t xml:space="preserve"> hosts brand-level summits — Brothers Gutters annual gathering is a high-leverage venue for proof-point amplification.</w:t>
+              <w:t>Evive hosts brand-level summits — Brothers Gutters annual gathering is a high-leverage venue for proof-point amplification.</w:t>
             </w:r>
           </w:p>
         </w:tc>
@@ -7676,25 +6919,7 @@
                 <w:sz w:val="17"/>
                 <w:szCs w:val="17"/>
               </w:rPr>
-              <w:t xml:space="preserve">Lower fit — </w:t>
-            </w:r>
-            <w:proofErr w:type="spellStart"/>
-            <w:r>
-              <w:rPr>
-                <w:color w:val="3A4A5C"/>
-                <w:sz w:val="17"/>
-                <w:szCs w:val="17"/>
-              </w:rPr>
-              <w:t>Evive</w:t>
-            </w:r>
-            <w:proofErr w:type="spellEnd"/>
-            <w:r>
-              <w:rPr>
-                <w:color w:val="3A4A5C"/>
-                <w:sz w:val="17"/>
-                <w:szCs w:val="17"/>
-              </w:rPr>
-              <w:t xml:space="preserve"> operates in a more polished/PE-style environment. Custom report or framed proof-point lands better.</w:t>
+              <w:t>Lower fit — Evive operates in a more polished/PE-style environment. Custom report or framed proof-point lands better.</w:t>
             </w:r>
           </w:p>
         </w:tc>
@@ -8132,23 +7357,13 @@
             <w:vAlign w:val="center"/>
           </w:tcPr>
           <w:p>
-            <w:proofErr w:type="spellStart"/>
             <w:r>
               <w:rPr>
                 <w:color w:val="3A4A5C"/>
                 <w:sz w:val="17"/>
                 <w:szCs w:val="17"/>
               </w:rPr>
-              <w:t>Evive</w:t>
-            </w:r>
-            <w:proofErr w:type="spellEnd"/>
-            <w:r>
-              <w:rPr>
-                <w:color w:val="3A4A5C"/>
-                <w:sz w:val="17"/>
-                <w:szCs w:val="17"/>
-              </w:rPr>
-              <w:t xml:space="preserve"> brand summits for vertical-specific visibility. Riverside portfolio events if available.</w:t>
+              <w:t>Evive brand summits for vertical-specific visibility. Riverside portfolio events if available.</w:t>
             </w:r>
           </w:p>
         </w:tc>
@@ -8191,1092 +7406,6 @@
             <w:vAlign w:val="center"/>
           </w:tcPr>
           <w:p/>
-        </w:tc>
-      </w:tr>
-    </w:tbl>
-    <w:p>
-      <w:pPr>
-        <w:pBdr>
-          <w:bottom w:val="single" w:sz="6" w:space="1" w:color="185FA5"/>
-        </w:pBdr>
-        <w:spacing w:after="200"/>
-      </w:pPr>
-    </w:p>
-    <w:p>
-      <w:pPr>
-        <w:spacing w:before="240" w:after="120"/>
-      </w:pPr>
-      <w:r>
-        <w:rPr>
-          <w:b/>
-          <w:bCs/>
-          <w:color w:val="1A2B3C"/>
-          <w:sz w:val="28"/>
-          <w:szCs w:val="28"/>
-        </w:rPr>
-        <w:t>🎯 Where Marketing teammates have unique line of sight</w:t>
-      </w:r>
-    </w:p>
-    <w:tbl>
-      <w:tblPr>
-        <w:tblW w:w="10080" w:type="dxa"/>
-        <w:tblBorders>
-          <w:top w:val="single" w:sz="6" w:space="0" w:color="E8D89C"/>
-          <w:left w:val="single" w:sz="6" w:space="0" w:color="E8D89C"/>
-          <w:bottom w:val="single" w:sz="6" w:space="0" w:color="E8D89C"/>
-          <w:right w:val="single" w:sz="6" w:space="0" w:color="E8D89C"/>
-          <w:insideH w:val="single" w:sz="4" w:space="0" w:color="auto"/>
-          <w:insideV w:val="single" w:sz="4" w:space="0" w:color="auto"/>
-        </w:tblBorders>
-        <w:tblCellMar>
-          <w:left w:w="10" w:type="dxa"/>
-          <w:right w:w="10" w:type="dxa"/>
-        </w:tblCellMar>
-        <w:tblLook w:val="0000" w:firstRow="0" w:lastRow="0" w:firstColumn="0" w:lastColumn="0" w:noHBand="0" w:noVBand="0"/>
-      </w:tblPr>
-      <w:tblGrid>
-        <w:gridCol w:w="10080"/>
-      </w:tblGrid>
-      <w:tr>
-        <w:tblPrEx>
-          <w:tblCellMar>
-            <w:top w:w="0" w:type="dxa"/>
-            <w:bottom w:w="0" w:type="dxa"/>
-          </w:tblCellMar>
-        </w:tblPrEx>
-        <w:tc>
-          <w:tcPr>
-            <w:tcW w:w="10080" w:type="dxa"/>
-            <w:shd w:val="clear" w:color="auto" w:fill="FBF4E0"/>
-            <w:tcMar>
-              <w:top w:w="200" w:type="dxa"/>
-              <w:left w:w="280" w:type="dxa"/>
-              <w:bottom w:w="200" w:type="dxa"/>
-              <w:right w:w="280" w:type="dxa"/>
-            </w:tcMar>
-          </w:tcPr>
-          <w:p>
-            <w:pPr>
-              <w:spacing w:after="100"/>
-            </w:pPr>
-            <w:r>
-              <w:rPr>
-                <w:b/>
-                <w:bCs/>
-                <w:color w:val="1A2B3C"/>
-                <w:sz w:val="22"/>
-                <w:szCs w:val="22"/>
-              </w:rPr>
-              <w:t>How we move from where we are to where we want to be</w:t>
-            </w:r>
-          </w:p>
-          <w:p>
-            <w:r>
-              <w:rPr>
-                <w:color w:val="3A4A5C"/>
-              </w:rPr>
-              <w:t xml:space="preserve">My read on </w:t>
-            </w:r>
-            <w:proofErr w:type="spellStart"/>
-            <w:r>
-              <w:rPr>
-                <w:color w:val="3A4A5C"/>
-              </w:rPr>
-              <w:t>Evive</w:t>
-            </w:r>
-            <w:proofErr w:type="spellEnd"/>
-            <w:r>
-              <w:rPr>
-                <w:color w:val="3A4A5C"/>
-              </w:rPr>
-              <w:t xml:space="preserve"> Brands: there are gaps that public research can't close — these are the ones where the team's tribal knowledge, existing relationships, and access to internal data unlock our biggest leaps. Listed here as collective gaps, not directives. Marketing teammates are best placed to move </w:t>
-            </w:r>
-            <w:proofErr w:type="gramStart"/>
-            <w:r>
-              <w:rPr>
-                <w:color w:val="3A4A5C"/>
-              </w:rPr>
-              <w:t>these forward</w:t>
-            </w:r>
-            <w:proofErr w:type="gramEnd"/>
-            <w:r>
-              <w:rPr>
-                <w:color w:val="3A4A5C"/>
-              </w:rPr>
-              <w:t>.</w:t>
-            </w:r>
-          </w:p>
-        </w:tc>
-      </w:tr>
-    </w:tbl>
-    <w:p>
-      <w:pPr>
-        <w:spacing w:before="80" w:after="80"/>
-      </w:pPr>
-    </w:p>
-    <w:p>
-      <w:pPr>
-        <w:spacing w:after="120"/>
-      </w:pPr>
-      <w:r>
-        <w:rPr>
-          <w:color w:val="3A4A5C"/>
-        </w:rPr>
-        <w:t>A few things where Marketing teammates' tribal knowledge would help us move faster. We'll self-assign owners on the call.</w:t>
-      </w:r>
-    </w:p>
-    <w:tbl>
-      <w:tblPr>
-        <w:tblW w:w="10080" w:type="dxa"/>
-        <w:tblBorders>
-          <w:top w:val="single" w:sz="4" w:space="0" w:color="auto"/>
-          <w:left w:val="single" w:sz="4" w:space="0" w:color="auto"/>
-          <w:bottom w:val="single" w:sz="4" w:space="0" w:color="auto"/>
-          <w:right w:val="single" w:sz="4" w:space="0" w:color="auto"/>
-          <w:insideH w:val="single" w:sz="4" w:space="0" w:color="auto"/>
-          <w:insideV w:val="single" w:sz="4" w:space="0" w:color="auto"/>
-        </w:tblBorders>
-        <w:tblCellMar>
-          <w:left w:w="10" w:type="dxa"/>
-          <w:right w:w="10" w:type="dxa"/>
-        </w:tblCellMar>
-        <w:tblLook w:val="0000" w:firstRow="0" w:lastRow="0" w:firstColumn="0" w:lastColumn="0" w:noHBand="0" w:noVBand="0"/>
-      </w:tblPr>
-      <w:tblGrid>
-        <w:gridCol w:w="1200"/>
-        <w:gridCol w:w="4500"/>
-        <w:gridCol w:w="2400"/>
-        <w:gridCol w:w="1980"/>
-      </w:tblGrid>
-      <w:tr>
-        <w:tblPrEx>
-          <w:tblCellMar>
-            <w:top w:w="0" w:type="dxa"/>
-            <w:bottom w:w="0" w:type="dxa"/>
-          </w:tblCellMar>
-        </w:tblPrEx>
-        <w:trPr>
-          <w:tblHeader/>
-        </w:trPr>
-        <w:tc>
-          <w:tcPr>
-            <w:tcW w:w="1200" w:type="dxa"/>
-            <w:tcBorders>
-              <w:top w:val="single" w:sz="4" w:space="0" w:color="1A2B3C"/>
-              <w:left w:val="single" w:sz="4" w:space="0" w:color="1A2B3C"/>
-              <w:bottom w:val="single" w:sz="4" w:space="0" w:color="1A2B3C"/>
-              <w:right w:val="single" w:sz="4" w:space="0" w:color="1A2B3C"/>
-            </w:tcBorders>
-            <w:shd w:val="clear" w:color="auto" w:fill="1A2B3C"/>
-            <w:tcMar>
-              <w:top w:w="100" w:type="dxa"/>
-              <w:left w:w="120" w:type="dxa"/>
-              <w:bottom w:w="100" w:type="dxa"/>
-              <w:right w:w="120" w:type="dxa"/>
-            </w:tcMar>
-            <w:vAlign w:val="center"/>
-          </w:tcPr>
-          <w:p>
-            <w:r>
-              <w:rPr>
-                <w:b/>
-                <w:bCs/>
-                <w:color w:val="FFFFFF"/>
-                <w:spacing w:val="30"/>
-                <w:sz w:val="16"/>
-                <w:szCs w:val="16"/>
-              </w:rPr>
-              <w:t>Priority</w:t>
-            </w:r>
-          </w:p>
-        </w:tc>
-        <w:tc>
-          <w:tcPr>
-            <w:tcW w:w="4500" w:type="dxa"/>
-            <w:tcBorders>
-              <w:top w:val="single" w:sz="4" w:space="0" w:color="1A2B3C"/>
-              <w:left w:val="single" w:sz="4" w:space="0" w:color="1A2B3C"/>
-              <w:bottom w:val="single" w:sz="4" w:space="0" w:color="1A2B3C"/>
-              <w:right w:val="single" w:sz="4" w:space="0" w:color="1A2B3C"/>
-            </w:tcBorders>
-            <w:shd w:val="clear" w:color="auto" w:fill="1A2B3C"/>
-            <w:tcMar>
-              <w:top w:w="100" w:type="dxa"/>
-              <w:left w:w="120" w:type="dxa"/>
-              <w:bottom w:w="100" w:type="dxa"/>
-              <w:right w:w="120" w:type="dxa"/>
-            </w:tcMar>
-            <w:vAlign w:val="center"/>
-          </w:tcPr>
-          <w:p>
-            <w:r>
-              <w:rPr>
-                <w:b/>
-                <w:bCs/>
-                <w:color w:val="FFFFFF"/>
-                <w:spacing w:val="30"/>
-                <w:sz w:val="16"/>
-                <w:szCs w:val="16"/>
-              </w:rPr>
-              <w:t>What we need to validate</w:t>
-            </w:r>
-          </w:p>
-        </w:tc>
-        <w:tc>
-          <w:tcPr>
-            <w:tcW w:w="2400" w:type="dxa"/>
-            <w:tcBorders>
-              <w:top w:val="single" w:sz="4" w:space="0" w:color="1A2B3C"/>
-              <w:left w:val="single" w:sz="4" w:space="0" w:color="1A2B3C"/>
-              <w:bottom w:val="single" w:sz="4" w:space="0" w:color="1A2B3C"/>
-              <w:right w:val="single" w:sz="4" w:space="0" w:color="1A2B3C"/>
-            </w:tcBorders>
-            <w:shd w:val="clear" w:color="auto" w:fill="1A2B3C"/>
-            <w:tcMar>
-              <w:top w:w="100" w:type="dxa"/>
-              <w:left w:w="120" w:type="dxa"/>
-              <w:bottom w:w="100" w:type="dxa"/>
-              <w:right w:w="120" w:type="dxa"/>
-            </w:tcMar>
-            <w:vAlign w:val="center"/>
-          </w:tcPr>
-          <w:p>
-            <w:r>
-              <w:rPr>
-                <w:b/>
-                <w:bCs/>
-                <w:color w:val="FFFFFF"/>
-                <w:spacing w:val="30"/>
-                <w:sz w:val="16"/>
-                <w:szCs w:val="16"/>
-              </w:rPr>
-              <w:t>Current value/guess</w:t>
-            </w:r>
-          </w:p>
-        </w:tc>
-        <w:tc>
-          <w:tcPr>
-            <w:tcW w:w="1980" w:type="dxa"/>
-            <w:tcBorders>
-              <w:top w:val="single" w:sz="4" w:space="0" w:color="1A2B3C"/>
-              <w:left w:val="single" w:sz="4" w:space="0" w:color="1A2B3C"/>
-              <w:bottom w:val="single" w:sz="4" w:space="0" w:color="1A2B3C"/>
-              <w:right w:val="single" w:sz="4" w:space="0" w:color="1A2B3C"/>
-            </w:tcBorders>
-            <w:shd w:val="clear" w:color="auto" w:fill="1A2B3C"/>
-            <w:tcMar>
-              <w:top w:w="100" w:type="dxa"/>
-              <w:left w:w="120" w:type="dxa"/>
-              <w:bottom w:w="100" w:type="dxa"/>
-              <w:right w:w="120" w:type="dxa"/>
-            </w:tcMar>
-            <w:vAlign w:val="center"/>
-          </w:tcPr>
-          <w:p>
-            <w:r>
-              <w:rPr>
-                <w:b/>
-                <w:bCs/>
-                <w:color w:val="FFFFFF"/>
-                <w:spacing w:val="30"/>
-                <w:sz w:val="16"/>
-                <w:szCs w:val="16"/>
-              </w:rPr>
-              <w:t>Owner (assign on call)</w:t>
-            </w:r>
-          </w:p>
-        </w:tc>
-      </w:tr>
-      <w:tr>
-        <w:tblPrEx>
-          <w:tblCellMar>
-            <w:top w:w="0" w:type="dxa"/>
-            <w:bottom w:w="0" w:type="dxa"/>
-          </w:tblCellMar>
-        </w:tblPrEx>
-        <w:trPr>
-          <w:cantSplit/>
-        </w:trPr>
-        <w:tc>
-          <w:tcPr>
-            <w:tcW w:w="1200" w:type="dxa"/>
-            <w:tcBorders>
-              <w:top w:val="single" w:sz="4" w:space="0" w:color="D0D5DD"/>
-              <w:left w:val="single" w:sz="4" w:space="0" w:color="D0D5DD"/>
-              <w:bottom w:val="single" w:sz="4" w:space="0" w:color="D0D5DD"/>
-              <w:right w:val="single" w:sz="4" w:space="0" w:color="D0D5DD"/>
-            </w:tcBorders>
-            <w:shd w:val="clear" w:color="auto" w:fill="FFFFFF"/>
-            <w:tcMar>
-              <w:top w:w="100" w:type="dxa"/>
-              <w:left w:w="120" w:type="dxa"/>
-              <w:bottom w:w="100" w:type="dxa"/>
-              <w:right w:w="120" w:type="dxa"/>
-            </w:tcMar>
-            <w:vAlign w:val="center"/>
-          </w:tcPr>
-          <w:p>
-            <w:r>
-              <w:rPr>
-                <w:b/>
-                <w:bCs/>
-                <w:color w:val="C8501F"/>
-                <w:sz w:val="17"/>
-                <w:szCs w:val="17"/>
-              </w:rPr>
-              <w:t>HIGH</w:t>
-            </w:r>
-          </w:p>
-        </w:tc>
-        <w:tc>
-          <w:tcPr>
-            <w:tcW w:w="4500" w:type="dxa"/>
-            <w:tcBorders>
-              <w:top w:val="single" w:sz="4" w:space="0" w:color="D0D5DD"/>
-              <w:left w:val="single" w:sz="4" w:space="0" w:color="D0D5DD"/>
-              <w:bottom w:val="single" w:sz="4" w:space="0" w:color="D0D5DD"/>
-              <w:right w:val="single" w:sz="4" w:space="0" w:color="D0D5DD"/>
-            </w:tcBorders>
-            <w:shd w:val="clear" w:color="auto" w:fill="FFFFFF"/>
-            <w:tcMar>
-              <w:top w:w="100" w:type="dxa"/>
-              <w:left w:w="120" w:type="dxa"/>
-              <w:bottom w:w="100" w:type="dxa"/>
-              <w:right w:w="120" w:type="dxa"/>
-            </w:tcMar>
-            <w:vAlign w:val="center"/>
-          </w:tcPr>
-          <w:p>
-            <w:r>
-              <w:rPr>
-                <w:color w:val="3A4A5C"/>
-                <w:sz w:val="17"/>
-                <w:szCs w:val="17"/>
-              </w:rPr>
-              <w:t>Maid Brigade FSM decision timeline + decision-maker</w:t>
-            </w:r>
-          </w:p>
-        </w:tc>
-        <w:tc>
-          <w:tcPr>
-            <w:tcW w:w="2400" w:type="dxa"/>
-            <w:tcBorders>
-              <w:top w:val="single" w:sz="4" w:space="0" w:color="D0D5DD"/>
-              <w:left w:val="single" w:sz="4" w:space="0" w:color="D0D5DD"/>
-              <w:bottom w:val="single" w:sz="4" w:space="0" w:color="D0D5DD"/>
-              <w:right w:val="single" w:sz="4" w:space="0" w:color="D0D5DD"/>
-            </w:tcBorders>
-            <w:shd w:val="clear" w:color="auto" w:fill="FFFFFF"/>
-            <w:tcMar>
-              <w:top w:w="100" w:type="dxa"/>
-              <w:left w:w="120" w:type="dxa"/>
-              <w:bottom w:w="100" w:type="dxa"/>
-              <w:right w:w="120" w:type="dxa"/>
-            </w:tcMar>
-            <w:vAlign w:val="center"/>
-          </w:tcPr>
-          <w:p>
-            <w:r>
-              <w:rPr>
-                <w:color w:val="3A4A5C"/>
-                <w:sz w:val="17"/>
-                <w:szCs w:val="17"/>
-              </w:rPr>
-              <w:t>Pending validation</w:t>
-            </w:r>
-          </w:p>
-        </w:tc>
-        <w:tc>
-          <w:tcPr>
-            <w:tcW w:w="1980" w:type="dxa"/>
-            <w:tcBorders>
-              <w:top w:val="single" w:sz="4" w:space="0" w:color="D0D5DD"/>
-              <w:left w:val="single" w:sz="4" w:space="0" w:color="D0D5DD"/>
-              <w:bottom w:val="single" w:sz="4" w:space="0" w:color="D0D5DD"/>
-              <w:right w:val="single" w:sz="4" w:space="0" w:color="D0D5DD"/>
-            </w:tcBorders>
-            <w:shd w:val="clear" w:color="auto" w:fill="FFFFFF"/>
-            <w:tcMar>
-              <w:top w:w="100" w:type="dxa"/>
-              <w:left w:w="120" w:type="dxa"/>
-              <w:bottom w:w="100" w:type="dxa"/>
-              <w:right w:w="120" w:type="dxa"/>
-            </w:tcMar>
-            <w:vAlign w:val="center"/>
-          </w:tcPr>
-          <w:p>
-            <w:r>
-              <w:rPr>
-                <w:color w:val="6B7A8B"/>
-                <w:sz w:val="17"/>
-                <w:szCs w:val="17"/>
-              </w:rPr>
-              <w:t>Team</w:t>
-            </w:r>
-          </w:p>
-        </w:tc>
-      </w:tr>
-      <w:tr>
-        <w:tblPrEx>
-          <w:tblCellMar>
-            <w:top w:w="0" w:type="dxa"/>
-            <w:bottom w:w="0" w:type="dxa"/>
-          </w:tblCellMar>
-        </w:tblPrEx>
-        <w:trPr>
-          <w:cantSplit/>
-        </w:trPr>
-        <w:tc>
-          <w:tcPr>
-            <w:tcW w:w="1200" w:type="dxa"/>
-            <w:tcBorders>
-              <w:top w:val="single" w:sz="4" w:space="0" w:color="D0D5DD"/>
-              <w:left w:val="single" w:sz="4" w:space="0" w:color="D0D5DD"/>
-              <w:bottom w:val="single" w:sz="4" w:space="0" w:color="D0D5DD"/>
-              <w:right w:val="single" w:sz="4" w:space="0" w:color="D0D5DD"/>
-            </w:tcBorders>
-            <w:shd w:val="clear" w:color="auto" w:fill="F5F6F8"/>
-            <w:tcMar>
-              <w:top w:w="100" w:type="dxa"/>
-              <w:left w:w="120" w:type="dxa"/>
-              <w:bottom w:w="100" w:type="dxa"/>
-              <w:right w:w="120" w:type="dxa"/>
-            </w:tcMar>
-            <w:vAlign w:val="center"/>
-          </w:tcPr>
-          <w:p>
-            <w:r>
-              <w:rPr>
-                <w:b/>
-                <w:bCs/>
-                <w:color w:val="C8501F"/>
-                <w:sz w:val="17"/>
-                <w:szCs w:val="17"/>
-              </w:rPr>
-              <w:t>HIGH</w:t>
-            </w:r>
-          </w:p>
-        </w:tc>
-        <w:tc>
-          <w:tcPr>
-            <w:tcW w:w="4500" w:type="dxa"/>
-            <w:tcBorders>
-              <w:top w:val="single" w:sz="4" w:space="0" w:color="D0D5DD"/>
-              <w:left w:val="single" w:sz="4" w:space="0" w:color="D0D5DD"/>
-              <w:bottom w:val="single" w:sz="4" w:space="0" w:color="D0D5DD"/>
-              <w:right w:val="single" w:sz="4" w:space="0" w:color="D0D5DD"/>
-            </w:tcBorders>
-            <w:shd w:val="clear" w:color="auto" w:fill="F5F6F8"/>
-            <w:tcMar>
-              <w:top w:w="100" w:type="dxa"/>
-              <w:left w:w="120" w:type="dxa"/>
-              <w:bottom w:w="100" w:type="dxa"/>
-              <w:right w:w="120" w:type="dxa"/>
-            </w:tcMar>
-            <w:vAlign w:val="center"/>
-          </w:tcPr>
-          <w:p>
-            <w:r>
-              <w:rPr>
-                <w:color w:val="3A4A5C"/>
-                <w:sz w:val="17"/>
-                <w:szCs w:val="17"/>
-              </w:rPr>
-              <w:t>Establish Riverside operating partner contact</w:t>
-            </w:r>
-          </w:p>
-        </w:tc>
-        <w:tc>
-          <w:tcPr>
-            <w:tcW w:w="2400" w:type="dxa"/>
-            <w:tcBorders>
-              <w:top w:val="single" w:sz="4" w:space="0" w:color="D0D5DD"/>
-              <w:left w:val="single" w:sz="4" w:space="0" w:color="D0D5DD"/>
-              <w:bottom w:val="single" w:sz="4" w:space="0" w:color="D0D5DD"/>
-              <w:right w:val="single" w:sz="4" w:space="0" w:color="D0D5DD"/>
-            </w:tcBorders>
-            <w:shd w:val="clear" w:color="auto" w:fill="F5F6F8"/>
-            <w:tcMar>
-              <w:top w:w="100" w:type="dxa"/>
-              <w:left w:w="120" w:type="dxa"/>
-              <w:bottom w:w="100" w:type="dxa"/>
-              <w:right w:w="120" w:type="dxa"/>
-            </w:tcMar>
-            <w:vAlign w:val="center"/>
-          </w:tcPr>
-          <w:p>
-            <w:r>
-              <w:rPr>
-                <w:color w:val="3A4A5C"/>
-                <w:sz w:val="17"/>
-                <w:szCs w:val="17"/>
-              </w:rPr>
-              <w:t>TBD</w:t>
-            </w:r>
-          </w:p>
-        </w:tc>
-        <w:tc>
-          <w:tcPr>
-            <w:tcW w:w="1980" w:type="dxa"/>
-            <w:tcBorders>
-              <w:top w:val="single" w:sz="4" w:space="0" w:color="D0D5DD"/>
-              <w:left w:val="single" w:sz="4" w:space="0" w:color="D0D5DD"/>
-              <w:bottom w:val="single" w:sz="4" w:space="0" w:color="D0D5DD"/>
-              <w:right w:val="single" w:sz="4" w:space="0" w:color="D0D5DD"/>
-            </w:tcBorders>
-            <w:shd w:val="clear" w:color="auto" w:fill="F5F6F8"/>
-            <w:tcMar>
-              <w:top w:w="100" w:type="dxa"/>
-              <w:left w:w="120" w:type="dxa"/>
-              <w:bottom w:w="100" w:type="dxa"/>
-              <w:right w:w="120" w:type="dxa"/>
-            </w:tcMar>
-            <w:vAlign w:val="center"/>
-          </w:tcPr>
-          <w:p>
-            <w:r>
-              <w:rPr>
-                <w:color w:val="6B7A8B"/>
-                <w:sz w:val="17"/>
-                <w:szCs w:val="17"/>
-              </w:rPr>
-              <w:t>Team / Garrett</w:t>
-            </w:r>
-          </w:p>
-        </w:tc>
-      </w:tr>
-      <w:tr>
-        <w:tblPrEx>
-          <w:tblCellMar>
-            <w:top w:w="0" w:type="dxa"/>
-            <w:bottom w:w="0" w:type="dxa"/>
-          </w:tblCellMar>
-        </w:tblPrEx>
-        <w:trPr>
-          <w:cantSplit/>
-        </w:trPr>
-        <w:tc>
-          <w:tcPr>
-            <w:tcW w:w="1200" w:type="dxa"/>
-            <w:tcBorders>
-              <w:top w:val="single" w:sz="4" w:space="0" w:color="D0D5DD"/>
-              <w:left w:val="single" w:sz="4" w:space="0" w:color="D0D5DD"/>
-              <w:bottom w:val="single" w:sz="4" w:space="0" w:color="D0D5DD"/>
-              <w:right w:val="single" w:sz="4" w:space="0" w:color="D0D5DD"/>
-            </w:tcBorders>
-            <w:shd w:val="clear" w:color="auto" w:fill="FFFFFF"/>
-            <w:tcMar>
-              <w:top w:w="100" w:type="dxa"/>
-              <w:left w:w="120" w:type="dxa"/>
-              <w:bottom w:w="100" w:type="dxa"/>
-              <w:right w:w="120" w:type="dxa"/>
-            </w:tcMar>
-            <w:vAlign w:val="center"/>
-          </w:tcPr>
-          <w:p>
-            <w:r>
-              <w:rPr>
-                <w:b/>
-                <w:bCs/>
-                <w:color w:val="8A6D00"/>
-                <w:sz w:val="17"/>
-                <w:szCs w:val="17"/>
-              </w:rPr>
-              <w:t>MED</w:t>
-            </w:r>
-          </w:p>
-        </w:tc>
-        <w:tc>
-          <w:tcPr>
-            <w:tcW w:w="4500" w:type="dxa"/>
-            <w:tcBorders>
-              <w:top w:val="single" w:sz="4" w:space="0" w:color="D0D5DD"/>
-              <w:left w:val="single" w:sz="4" w:space="0" w:color="D0D5DD"/>
-              <w:bottom w:val="single" w:sz="4" w:space="0" w:color="D0D5DD"/>
-              <w:right w:val="single" w:sz="4" w:space="0" w:color="D0D5DD"/>
-            </w:tcBorders>
-            <w:shd w:val="clear" w:color="auto" w:fill="FFFFFF"/>
-            <w:tcMar>
-              <w:top w:w="100" w:type="dxa"/>
-              <w:left w:w="120" w:type="dxa"/>
-              <w:bottom w:w="100" w:type="dxa"/>
-              <w:right w:w="120" w:type="dxa"/>
-            </w:tcMar>
-            <w:vAlign w:val="center"/>
-          </w:tcPr>
-          <w:p>
-            <w:r>
-              <w:rPr>
-                <w:color w:val="3A4A5C"/>
-                <w:sz w:val="17"/>
-                <w:szCs w:val="17"/>
-              </w:rPr>
-              <w:t>Brothers Gutters penetration trajectory (next 12 months)</w:t>
-            </w:r>
-          </w:p>
-        </w:tc>
-        <w:tc>
-          <w:tcPr>
-            <w:tcW w:w="2400" w:type="dxa"/>
-            <w:tcBorders>
-              <w:top w:val="single" w:sz="4" w:space="0" w:color="D0D5DD"/>
-              <w:left w:val="single" w:sz="4" w:space="0" w:color="D0D5DD"/>
-              <w:bottom w:val="single" w:sz="4" w:space="0" w:color="D0D5DD"/>
-              <w:right w:val="single" w:sz="4" w:space="0" w:color="D0D5DD"/>
-            </w:tcBorders>
-            <w:shd w:val="clear" w:color="auto" w:fill="FFFFFF"/>
-            <w:tcMar>
-              <w:top w:w="100" w:type="dxa"/>
-              <w:left w:w="120" w:type="dxa"/>
-              <w:bottom w:w="100" w:type="dxa"/>
-              <w:right w:w="120" w:type="dxa"/>
-            </w:tcMar>
-            <w:vAlign w:val="center"/>
-          </w:tcPr>
-          <w:p>
-            <w:r>
-              <w:rPr>
-                <w:color w:val="3A4A5C"/>
-                <w:sz w:val="17"/>
-                <w:szCs w:val="17"/>
-              </w:rPr>
-              <w:t>43% growing</w:t>
-            </w:r>
-          </w:p>
-        </w:tc>
-        <w:tc>
-          <w:tcPr>
-            <w:tcW w:w="1980" w:type="dxa"/>
-            <w:tcBorders>
-              <w:top w:val="single" w:sz="4" w:space="0" w:color="D0D5DD"/>
-              <w:left w:val="single" w:sz="4" w:space="0" w:color="D0D5DD"/>
-              <w:bottom w:val="single" w:sz="4" w:space="0" w:color="D0D5DD"/>
-              <w:right w:val="single" w:sz="4" w:space="0" w:color="D0D5DD"/>
-            </w:tcBorders>
-            <w:shd w:val="clear" w:color="auto" w:fill="FFFFFF"/>
-            <w:tcMar>
-              <w:top w:w="100" w:type="dxa"/>
-              <w:left w:w="120" w:type="dxa"/>
-              <w:bottom w:w="100" w:type="dxa"/>
-              <w:right w:w="120" w:type="dxa"/>
-            </w:tcMar>
-            <w:vAlign w:val="center"/>
-          </w:tcPr>
-          <w:p>
-            <w:r>
-              <w:rPr>
-                <w:color w:val="6B7A8B"/>
-                <w:sz w:val="17"/>
-                <w:szCs w:val="17"/>
-              </w:rPr>
-              <w:t>Team</w:t>
-            </w:r>
-          </w:p>
-        </w:tc>
-      </w:tr>
-      <w:tr>
-        <w:tblPrEx>
-          <w:tblCellMar>
-            <w:top w:w="0" w:type="dxa"/>
-            <w:bottom w:w="0" w:type="dxa"/>
-          </w:tblCellMar>
-        </w:tblPrEx>
-        <w:trPr>
-          <w:cantSplit/>
-        </w:trPr>
-        <w:tc>
-          <w:tcPr>
-            <w:tcW w:w="1200" w:type="dxa"/>
-            <w:tcBorders>
-              <w:top w:val="single" w:sz="4" w:space="0" w:color="D0D5DD"/>
-              <w:left w:val="single" w:sz="4" w:space="0" w:color="D0D5DD"/>
-              <w:bottom w:val="single" w:sz="4" w:space="0" w:color="D0D5DD"/>
-              <w:right w:val="single" w:sz="4" w:space="0" w:color="D0D5DD"/>
-            </w:tcBorders>
-            <w:shd w:val="clear" w:color="auto" w:fill="F5F6F8"/>
-            <w:tcMar>
-              <w:top w:w="100" w:type="dxa"/>
-              <w:left w:w="120" w:type="dxa"/>
-              <w:bottom w:w="100" w:type="dxa"/>
-              <w:right w:w="120" w:type="dxa"/>
-            </w:tcMar>
-            <w:vAlign w:val="center"/>
-          </w:tcPr>
-          <w:p>
-            <w:r>
-              <w:rPr>
-                <w:b/>
-                <w:bCs/>
-                <w:color w:val="8A6D00"/>
-                <w:sz w:val="17"/>
-                <w:szCs w:val="17"/>
-              </w:rPr>
-              <w:t>MED</w:t>
-            </w:r>
-          </w:p>
-        </w:tc>
-        <w:tc>
-          <w:tcPr>
-            <w:tcW w:w="4500" w:type="dxa"/>
-            <w:tcBorders>
-              <w:top w:val="single" w:sz="4" w:space="0" w:color="D0D5DD"/>
-              <w:left w:val="single" w:sz="4" w:space="0" w:color="D0D5DD"/>
-              <w:bottom w:val="single" w:sz="4" w:space="0" w:color="D0D5DD"/>
-              <w:right w:val="single" w:sz="4" w:space="0" w:color="D0D5DD"/>
-            </w:tcBorders>
-            <w:shd w:val="clear" w:color="auto" w:fill="F5F6F8"/>
-            <w:tcMar>
-              <w:top w:w="100" w:type="dxa"/>
-              <w:left w:w="120" w:type="dxa"/>
-              <w:bottom w:w="100" w:type="dxa"/>
-              <w:right w:w="120" w:type="dxa"/>
-            </w:tcMar>
-            <w:vAlign w:val="center"/>
-          </w:tcPr>
-          <w:p>
-            <w:r>
-              <w:rPr>
-                <w:color w:val="3A4A5C"/>
-                <w:sz w:val="17"/>
-                <w:szCs w:val="17"/>
-              </w:rPr>
-              <w:t xml:space="preserve">Map remaining 5 </w:t>
-            </w:r>
-            <w:proofErr w:type="spellStart"/>
-            <w:r>
-              <w:rPr>
-                <w:color w:val="3A4A5C"/>
-                <w:sz w:val="17"/>
-                <w:szCs w:val="17"/>
-              </w:rPr>
-              <w:t>Evive</w:t>
-            </w:r>
-            <w:proofErr w:type="spellEnd"/>
-            <w:r>
-              <w:rPr>
-                <w:color w:val="3A4A5C"/>
-                <w:sz w:val="17"/>
-                <w:szCs w:val="17"/>
-              </w:rPr>
-              <w:t xml:space="preserve"> brand presidents + FSM status</w:t>
-            </w:r>
-          </w:p>
-        </w:tc>
-        <w:tc>
-          <w:tcPr>
-            <w:tcW w:w="2400" w:type="dxa"/>
-            <w:tcBorders>
-              <w:top w:val="single" w:sz="4" w:space="0" w:color="D0D5DD"/>
-              <w:left w:val="single" w:sz="4" w:space="0" w:color="D0D5DD"/>
-              <w:bottom w:val="single" w:sz="4" w:space="0" w:color="D0D5DD"/>
-              <w:right w:val="single" w:sz="4" w:space="0" w:color="D0D5DD"/>
-            </w:tcBorders>
-            <w:shd w:val="clear" w:color="auto" w:fill="F5F6F8"/>
-            <w:tcMar>
-              <w:top w:w="100" w:type="dxa"/>
-              <w:left w:w="120" w:type="dxa"/>
-              <w:bottom w:w="100" w:type="dxa"/>
-              <w:right w:w="120" w:type="dxa"/>
-            </w:tcMar>
-            <w:vAlign w:val="center"/>
-          </w:tcPr>
-          <w:p>
-            <w:r>
-              <w:rPr>
-                <w:color w:val="3A4A5C"/>
-                <w:sz w:val="17"/>
-                <w:szCs w:val="17"/>
-              </w:rPr>
-              <w:t>Mixed</w:t>
-            </w:r>
-          </w:p>
-        </w:tc>
-        <w:tc>
-          <w:tcPr>
-            <w:tcW w:w="1980" w:type="dxa"/>
-            <w:tcBorders>
-              <w:top w:val="single" w:sz="4" w:space="0" w:color="D0D5DD"/>
-              <w:left w:val="single" w:sz="4" w:space="0" w:color="D0D5DD"/>
-              <w:bottom w:val="single" w:sz="4" w:space="0" w:color="D0D5DD"/>
-              <w:right w:val="single" w:sz="4" w:space="0" w:color="D0D5DD"/>
-            </w:tcBorders>
-            <w:shd w:val="clear" w:color="auto" w:fill="F5F6F8"/>
-            <w:tcMar>
-              <w:top w:w="100" w:type="dxa"/>
-              <w:left w:w="120" w:type="dxa"/>
-              <w:bottom w:w="100" w:type="dxa"/>
-              <w:right w:w="120" w:type="dxa"/>
-            </w:tcMar>
-            <w:vAlign w:val="center"/>
-          </w:tcPr>
-          <w:p>
-            <w:r>
-              <w:rPr>
-                <w:color w:val="6B7A8B"/>
-                <w:sz w:val="17"/>
-                <w:szCs w:val="17"/>
-              </w:rPr>
-              <w:t>Team</w:t>
-            </w:r>
-          </w:p>
-        </w:tc>
-      </w:tr>
-      <w:tr>
-        <w:tblPrEx>
-          <w:tblCellMar>
-            <w:top w:w="0" w:type="dxa"/>
-            <w:bottom w:w="0" w:type="dxa"/>
-          </w:tblCellMar>
-        </w:tblPrEx>
-        <w:trPr>
-          <w:cantSplit/>
-        </w:trPr>
-        <w:tc>
-          <w:tcPr>
-            <w:tcW w:w="1200" w:type="dxa"/>
-            <w:tcBorders>
-              <w:top w:val="single" w:sz="4" w:space="0" w:color="D0D5DD"/>
-              <w:left w:val="single" w:sz="4" w:space="0" w:color="D0D5DD"/>
-              <w:bottom w:val="single" w:sz="4" w:space="0" w:color="D0D5DD"/>
-              <w:right w:val="single" w:sz="4" w:space="0" w:color="D0D5DD"/>
-            </w:tcBorders>
-            <w:shd w:val="clear" w:color="auto" w:fill="FFFFFF"/>
-            <w:tcMar>
-              <w:top w:w="100" w:type="dxa"/>
-              <w:left w:w="120" w:type="dxa"/>
-              <w:bottom w:w="100" w:type="dxa"/>
-              <w:right w:w="120" w:type="dxa"/>
-            </w:tcMar>
-            <w:vAlign w:val="center"/>
-          </w:tcPr>
-          <w:p>
-            <w:r>
-              <w:rPr>
-                <w:b/>
-                <w:bCs/>
-                <w:color w:val="8A6D00"/>
-                <w:sz w:val="17"/>
-                <w:szCs w:val="17"/>
-              </w:rPr>
-              <w:t>MED</w:t>
-            </w:r>
-          </w:p>
-        </w:tc>
-        <w:tc>
-          <w:tcPr>
-            <w:tcW w:w="4500" w:type="dxa"/>
-            <w:tcBorders>
-              <w:top w:val="single" w:sz="4" w:space="0" w:color="D0D5DD"/>
-              <w:left w:val="single" w:sz="4" w:space="0" w:color="D0D5DD"/>
-              <w:bottom w:val="single" w:sz="4" w:space="0" w:color="D0D5DD"/>
-              <w:right w:val="single" w:sz="4" w:space="0" w:color="D0D5DD"/>
-            </w:tcBorders>
-            <w:shd w:val="clear" w:color="auto" w:fill="FFFFFF"/>
-            <w:tcMar>
-              <w:top w:w="100" w:type="dxa"/>
-              <w:left w:w="120" w:type="dxa"/>
-              <w:bottom w:w="100" w:type="dxa"/>
-              <w:right w:w="120" w:type="dxa"/>
-            </w:tcMar>
-            <w:vAlign w:val="center"/>
-          </w:tcPr>
-          <w:p>
-            <w:r>
-              <w:rPr>
-                <w:color w:val="3A4A5C"/>
-                <w:sz w:val="17"/>
-                <w:szCs w:val="17"/>
-              </w:rPr>
-              <w:t>Riverside hold period exit signals (Year 3)</w:t>
-            </w:r>
-          </w:p>
-        </w:tc>
-        <w:tc>
-          <w:tcPr>
-            <w:tcW w:w="2400" w:type="dxa"/>
-            <w:tcBorders>
-              <w:top w:val="single" w:sz="4" w:space="0" w:color="D0D5DD"/>
-              <w:left w:val="single" w:sz="4" w:space="0" w:color="D0D5DD"/>
-              <w:bottom w:val="single" w:sz="4" w:space="0" w:color="D0D5DD"/>
-              <w:right w:val="single" w:sz="4" w:space="0" w:color="D0D5DD"/>
-            </w:tcBorders>
-            <w:shd w:val="clear" w:color="auto" w:fill="FFFFFF"/>
-            <w:tcMar>
-              <w:top w:w="100" w:type="dxa"/>
-              <w:left w:w="120" w:type="dxa"/>
-              <w:bottom w:w="100" w:type="dxa"/>
-              <w:right w:w="120" w:type="dxa"/>
-            </w:tcMar>
-            <w:vAlign w:val="center"/>
-          </w:tcPr>
-          <w:p>
-            <w:r>
-              <w:rPr>
-                <w:color w:val="3A4A5C"/>
-                <w:sz w:val="17"/>
-                <w:szCs w:val="17"/>
-              </w:rPr>
-              <w:t>Mid-hold</w:t>
-            </w:r>
-          </w:p>
-        </w:tc>
-        <w:tc>
-          <w:tcPr>
-            <w:tcW w:w="1980" w:type="dxa"/>
-            <w:tcBorders>
-              <w:top w:val="single" w:sz="4" w:space="0" w:color="D0D5DD"/>
-              <w:left w:val="single" w:sz="4" w:space="0" w:color="D0D5DD"/>
-              <w:bottom w:val="single" w:sz="4" w:space="0" w:color="D0D5DD"/>
-              <w:right w:val="single" w:sz="4" w:space="0" w:color="D0D5DD"/>
-            </w:tcBorders>
-            <w:shd w:val="clear" w:color="auto" w:fill="FFFFFF"/>
-            <w:tcMar>
-              <w:top w:w="100" w:type="dxa"/>
-              <w:left w:w="120" w:type="dxa"/>
-              <w:bottom w:w="100" w:type="dxa"/>
-              <w:right w:w="120" w:type="dxa"/>
-            </w:tcMar>
-            <w:vAlign w:val="center"/>
-          </w:tcPr>
-          <w:p>
-            <w:r>
-              <w:rPr>
-                <w:color w:val="6B7A8B"/>
-                <w:sz w:val="17"/>
-                <w:szCs w:val="17"/>
-              </w:rPr>
-              <w:t>Team / Garrett</w:t>
-            </w:r>
-          </w:p>
-        </w:tc>
-      </w:tr>
-      <w:tr>
-        <w:tblPrEx>
-          <w:tblCellMar>
-            <w:top w:w="0" w:type="dxa"/>
-            <w:bottom w:w="0" w:type="dxa"/>
-          </w:tblCellMar>
-        </w:tblPrEx>
-        <w:trPr>
-          <w:cantSplit/>
-        </w:trPr>
-        <w:tc>
-          <w:tcPr>
-            <w:tcW w:w="1200" w:type="dxa"/>
-            <w:tcBorders>
-              <w:top w:val="single" w:sz="4" w:space="0" w:color="D0D5DD"/>
-              <w:left w:val="single" w:sz="4" w:space="0" w:color="D0D5DD"/>
-              <w:bottom w:val="single" w:sz="4" w:space="0" w:color="D0D5DD"/>
-              <w:right w:val="single" w:sz="4" w:space="0" w:color="D0D5DD"/>
-            </w:tcBorders>
-            <w:shd w:val="clear" w:color="auto" w:fill="F5F6F8"/>
-            <w:tcMar>
-              <w:top w:w="100" w:type="dxa"/>
-              <w:left w:w="120" w:type="dxa"/>
-              <w:bottom w:w="100" w:type="dxa"/>
-              <w:right w:w="120" w:type="dxa"/>
-            </w:tcMar>
-            <w:vAlign w:val="center"/>
-          </w:tcPr>
-          <w:p>
-            <w:r>
-              <w:rPr>
-                <w:b/>
-                <w:bCs/>
-                <w:color w:val="3A4A5C"/>
-                <w:sz w:val="17"/>
-                <w:szCs w:val="17"/>
-              </w:rPr>
-              <w:t>LOW</w:t>
-            </w:r>
-          </w:p>
-        </w:tc>
-        <w:tc>
-          <w:tcPr>
-            <w:tcW w:w="4500" w:type="dxa"/>
-            <w:tcBorders>
-              <w:top w:val="single" w:sz="4" w:space="0" w:color="D0D5DD"/>
-              <w:left w:val="single" w:sz="4" w:space="0" w:color="D0D5DD"/>
-              <w:bottom w:val="single" w:sz="4" w:space="0" w:color="D0D5DD"/>
-              <w:right w:val="single" w:sz="4" w:space="0" w:color="D0D5DD"/>
-            </w:tcBorders>
-            <w:shd w:val="clear" w:color="auto" w:fill="F5F6F8"/>
-            <w:tcMar>
-              <w:top w:w="100" w:type="dxa"/>
-              <w:left w:w="120" w:type="dxa"/>
-              <w:bottom w:w="100" w:type="dxa"/>
-              <w:right w:w="120" w:type="dxa"/>
-            </w:tcMar>
-            <w:vAlign w:val="center"/>
-          </w:tcPr>
-          <w:p>
-            <w:r>
-              <w:rPr>
-                <w:color w:val="3A4A5C"/>
-                <w:sz w:val="17"/>
-                <w:szCs w:val="17"/>
-              </w:rPr>
-              <w:t>Cross-portfolio Riverside platform sharing patterns</w:t>
-            </w:r>
-          </w:p>
-        </w:tc>
-        <w:tc>
-          <w:tcPr>
-            <w:tcW w:w="2400" w:type="dxa"/>
-            <w:tcBorders>
-              <w:top w:val="single" w:sz="4" w:space="0" w:color="D0D5DD"/>
-              <w:left w:val="single" w:sz="4" w:space="0" w:color="D0D5DD"/>
-              <w:bottom w:val="single" w:sz="4" w:space="0" w:color="D0D5DD"/>
-              <w:right w:val="single" w:sz="4" w:space="0" w:color="D0D5DD"/>
-            </w:tcBorders>
-            <w:shd w:val="clear" w:color="auto" w:fill="F5F6F8"/>
-            <w:tcMar>
-              <w:top w:w="100" w:type="dxa"/>
-              <w:left w:w="120" w:type="dxa"/>
-              <w:bottom w:w="100" w:type="dxa"/>
-              <w:right w:w="120" w:type="dxa"/>
-            </w:tcMar>
-            <w:vAlign w:val="center"/>
-          </w:tcPr>
-          <w:p>
-            <w:r>
-              <w:rPr>
-                <w:color w:val="3A4A5C"/>
-                <w:sz w:val="17"/>
-                <w:szCs w:val="17"/>
-              </w:rPr>
-              <w:t>TBD</w:t>
-            </w:r>
-          </w:p>
-        </w:tc>
-        <w:tc>
-          <w:tcPr>
-            <w:tcW w:w="1980" w:type="dxa"/>
-            <w:tcBorders>
-              <w:top w:val="single" w:sz="4" w:space="0" w:color="D0D5DD"/>
-              <w:left w:val="single" w:sz="4" w:space="0" w:color="D0D5DD"/>
-              <w:bottom w:val="single" w:sz="4" w:space="0" w:color="D0D5DD"/>
-              <w:right w:val="single" w:sz="4" w:space="0" w:color="D0D5DD"/>
-            </w:tcBorders>
-            <w:shd w:val="clear" w:color="auto" w:fill="F5F6F8"/>
-            <w:tcMar>
-              <w:top w:w="100" w:type="dxa"/>
-              <w:left w:w="120" w:type="dxa"/>
-              <w:bottom w:w="100" w:type="dxa"/>
-              <w:right w:w="120" w:type="dxa"/>
-            </w:tcMar>
-            <w:vAlign w:val="center"/>
-          </w:tcPr>
-          <w:p>
-            <w:r>
-              <w:rPr>
-                <w:color w:val="6B7A8B"/>
-                <w:sz w:val="17"/>
-                <w:szCs w:val="17"/>
-              </w:rPr>
-              <w:t>Team</w:t>
-            </w:r>
-          </w:p>
         </w:tc>
       </w:tr>
     </w:tbl>
@@ -9362,21 +7491,7 @@
               <w:rPr>
                 <w:color w:val="3A4A5C"/>
               </w:rPr>
-              <w:t xml:space="preserve">This is where we capture what actually happens when we engage </w:t>
-            </w:r>
-            <w:proofErr w:type="spellStart"/>
-            <w:r>
-              <w:rPr>
-                <w:color w:val="3A4A5C"/>
-              </w:rPr>
-              <w:t>Evive</w:t>
-            </w:r>
-            <w:proofErr w:type="spellEnd"/>
-            <w:r>
-              <w:rPr>
-                <w:color w:val="3A4A5C"/>
-              </w:rPr>
-              <w:t xml:space="preserve"> Brands. Every call, every LinkedIn touch, every signal — short note, what landed, what didn't, and what we change as a result. The package gets smarter as we go.</w:t>
+              <w:t>This is where we capture what actually happens when we engage Evive Brands. Every call, every LinkedIn touch, every signal — short note, what landed, what didn't, and what we change as a result. The package gets smarter as we go.</w:t>
             </w:r>
           </w:p>
         </w:tc>
@@ -10458,18 +8573,8 @@
                 <w:sz w:val="17"/>
                 <w:szCs w:val="17"/>
               </w:rPr>
-              <w:t xml:space="preserve">Maid Brigade as a fresh 2024 acquisition has open FSM decision — greenfield within </w:t>
-            </w:r>
-            <w:proofErr w:type="spellStart"/>
-            <w:r>
-              <w:rPr>
-                <w:color w:val="3A4A5C"/>
-                <w:sz w:val="17"/>
-                <w:szCs w:val="17"/>
-              </w:rPr>
-              <w:t>Evive</w:t>
-            </w:r>
-            <w:proofErr w:type="spellEnd"/>
+              <w:t>Maid Brigade as a fresh 2024 acquisition has open FSM decision — greenfield within Evive</w:t>
+            </w:r>
           </w:p>
         </w:tc>
         <w:tc>
@@ -10808,40 +8913,13 @@
             </w:r>
           </w:p>
           <w:p>
-            <w:proofErr w:type="spellStart"/>
             <w:r>
               <w:rPr>
                 <w:color w:val="3A4A5C"/>
               </w:rPr>
-              <w:t>Evive</w:t>
-            </w:r>
-            <w:proofErr w:type="spellEnd"/>
-            <w:r>
-              <w:rPr>
-                <w:color w:val="3A4A5C"/>
-              </w:rPr>
-              <w:t xml:space="preserve"> Brands scoring follows the V2 greenfield-weighted model: Greenfield 20% / Network 15% / PE 15% / DM access 15% / Urgency 15% / Displacement 10% / C/B mix 10%. Score values are mid-point estimates </w:t>
-            </w:r>
-            <w:r>
-              <w:rPr>
-                <w:color w:val="3A4A5C"/>
-              </w:rPr>
+              <w:t xml:space="preserve">Evive Brands scoring follows the V2 greenfield-weighted model: Greenfield 20% / Network 15% / PE 15% / DM access 15% / Urgency 15% / Displacement 10% / C/B mix 10%. Score values are mid-point estimates </w:t>
               <w:lastRenderedPageBreak/>
-              <w:t xml:space="preserve">calibrated against the P1 cohort. The score positions </w:t>
-            </w:r>
-            <w:proofErr w:type="spellStart"/>
-            <w:r>
-              <w:rPr>
-                <w:color w:val="3A4A5C"/>
-              </w:rPr>
-              <w:t>Evive</w:t>
-            </w:r>
-            <w:proofErr w:type="spellEnd"/>
-            <w:r>
-              <w:rPr>
-                <w:color w:val="3A4A5C"/>
-              </w:rPr>
-              <w:t xml:space="preserve"> Brands within the P2 "existing footprint" tier — protect, expand, and convert from de facto to mandate is the posture, not greenfield acquisition.</w:t>
+              <w:t>calibrated against the P1 cohort. The score positions Evive Brands within the P2 "existing footprint" tier — protect, expand, and convert from de facto to mandate is the posture, not greenfield acquisition.</w:t>
             </w:r>
           </w:p>
         </w:tc>
@@ -10860,21 +8938,7 @@
         <w:rPr>
           <w:color w:val="3A4A5C"/>
         </w:rPr>
-        <w:t xml:space="preserve">P2 character framework: existing SB footprint warrants a different posture than P1. Where P1 is acquire/convert, P2 is protect/deepen/expand. The score reflects this — </w:t>
-      </w:r>
-      <w:proofErr w:type="spellStart"/>
-      <w:r>
-        <w:rPr>
-          <w:color w:val="3A4A5C"/>
-        </w:rPr>
-        <w:t>Evive</w:t>
-      </w:r>
-      <w:proofErr w:type="spellEnd"/>
-      <w:r>
-        <w:rPr>
-          <w:color w:val="3A4A5C"/>
-        </w:rPr>
-        <w:t xml:space="preserve"> Brands ranks in the P2 set on existing-footprint dimensions (penetration depth, conversion potential from de facto to mandate, retention risk).</w:t>
+        <w:t>P2 character framework: existing SB footprint warrants a different posture than P1. Where P1 is acquire/convert, P2 is protect/deepen/expand. The score reflects this — Evive Brands ranks in the P2 set on existing-footprint dimensions (penetration depth, conversion potential from de facto to mandate, retention risk).</w:t>
       </w:r>
     </w:p>
     <w:p>
@@ -10914,73 +8978,7 @@
           <w:sz w:val="16"/>
           <w:szCs w:val="16"/>
         </w:rPr>
-        <w:t xml:space="preserve">Velocity GTM Co </w:t>
-      </w:r>
-      <w:proofErr w:type="gramStart"/>
-      <w:r>
-        <w:rPr>
-          <w:i/>
-          <w:iCs/>
-          <w:color w:val="6B7A8B"/>
-          <w:sz w:val="16"/>
-          <w:szCs w:val="16"/>
-        </w:rPr>
-        <w:t>LLC  ·</w:t>
-      </w:r>
-      <w:proofErr w:type="gramEnd"/>
-      <w:r>
-        <w:rPr>
-          <w:i/>
-          <w:iCs/>
-          <w:color w:val="6B7A8B"/>
-          <w:sz w:val="16"/>
-          <w:szCs w:val="16"/>
-        </w:rPr>
-        <w:t xml:space="preserve">  </w:t>
-      </w:r>
-      <w:proofErr w:type="spellStart"/>
-      <w:r>
-        <w:rPr>
-          <w:i/>
-          <w:iCs/>
-          <w:color w:val="6B7A8B"/>
-          <w:sz w:val="16"/>
-          <w:szCs w:val="16"/>
-        </w:rPr>
-        <w:t>Evive</w:t>
-      </w:r>
-      <w:proofErr w:type="spellEnd"/>
-      <w:r>
-        <w:rPr>
-          <w:i/>
-          <w:iCs/>
-          <w:color w:val="6B7A8B"/>
-          <w:sz w:val="16"/>
-          <w:szCs w:val="16"/>
-        </w:rPr>
-        <w:t xml:space="preserve"> Brands GTM Engagement </w:t>
-      </w:r>
-      <w:proofErr w:type="gramStart"/>
-      <w:r>
-        <w:rPr>
-          <w:i/>
-          <w:iCs/>
-          <w:color w:val="6B7A8B"/>
-          <w:sz w:val="16"/>
-          <w:szCs w:val="16"/>
-        </w:rPr>
-        <w:t>Readiness  ·</w:t>
-      </w:r>
-      <w:proofErr w:type="gramEnd"/>
-      <w:r>
-        <w:rPr>
-          <w:i/>
-          <w:iCs/>
-          <w:color w:val="6B7A8B"/>
-          <w:sz w:val="16"/>
-          <w:szCs w:val="16"/>
-        </w:rPr>
-        <w:t xml:space="preserve">  April 28, 2026</w:t>
+        <w:t>Velocity GTM Co LLC  ·  Evive Brands GTM Engagement Readiness  ·  April 28, 2026</w:t>
       </w:r>
     </w:p>
     <w:sectPr>

--- a/docs/Evive_Brands_Readiness_Execution.docx
+++ b/docs/Evive_Brands_Readiness_Execution.docx
@@ -5622,10 +5622,7 @@
         <w:ind w:left="360" w:hanging="360"/>
       </w:pPr>
       <w:r>
-        <w:t xml:space="preserve">• </w:t>
-      </w:r>
-      <w:r>
-        <w:t xml:space="preserve">Alumni hits in column J of Alumni Crossover v19 (alma mater matches)</w:t>
+        <w:t>• Alumni hits in column J of Alumni Crossover v19 (alma mater matches)</w:t>
       </w:r>
     </w:p>
     <w:p>
@@ -5634,10 +5631,7 @@
         <w:ind w:left="360" w:hanging="360"/>
       </w:pPr>
       <w:r>
-        <w:t xml:space="preserve">• </w:t>
-      </w:r>
-      <w:r>
-        <w:t xml:space="preserve">LinkedIn 1st-degree mutual connections — click each LinkedIn URL above</w:t>
+        <w:t>• LinkedIn 1st-degree mutual connections — click each LinkedIn URL above</w:t>
       </w:r>
     </w:p>
     <w:p>
@@ -5646,10 +5640,7 @@
         <w:ind w:left="360" w:hanging="360"/>
       </w:pPr>
       <w:r>
-        <w:t xml:space="preserve">• </w:t>
-      </w:r>
-      <w:r>
-        <w:t xml:space="preserve">Verification of any flagged status changes before sequencing</w:t>
+        <w:t>• Verification of any flagged status changes before sequencing</w:t>
       </w:r>
     </w:p>
     <w:p>
@@ -8978,7 +8969,7 @@
           <w:sz w:val="16"/>
           <w:szCs w:val="16"/>
         </w:rPr>
-        <w:t>Velocity GTM Co LLC  ·  Evive Brands GTM Engagement Readiness  ·  April 28, 2026</w:t>
+        <w:t>Velocity GTM Co LLC  ·  Evive Brands GTM Engagement Readiness  ·  May 4, 2026</w:t>
       </w:r>
     </w:p>
     <w:sectPr>
@@ -9042,7 +9033,7 @@
         <w:sz w:val="16"/>
         <w:szCs w:val="16"/>
       </w:rPr>
-      <w:t xml:space="preserve">  April 28, </w:t>
+      <w:t xml:space="preserve">  May 4, </w:t>
     </w:r>
     <w:proofErr w:type="gramStart"/>
     <w:r>
